--- a/Meshack/React Node/Meshack_Burton.docx
+++ b/Meshack/React Node/Meshack_Burton.docx
@@ -2228,7 +2228,6 @@
           <w:sz w:val="18"/>
         </w:rPr>
       </w:pPr>
-      <w:bookmarkStart w:id="0" w:name="_GoBack"/>
       <w:r>
         <w:rPr>
           <w:rFonts w:ascii="Arial" w:hAnsi="Arial" w:cs="Arial"/>
@@ -2523,7 +2522,6 @@
         </w:rPr>
         <w:t>, improving release consistency and reducing manual deployment steps.</w:t>
       </w:r>
-      <w:bookmarkEnd w:id="0"/>
     </w:p>
     <w:p>
       <w:pPr>
@@ -2597,17 +2595,23 @@
     <w:p>
       <w:pPr>
         <w:pStyle w:val="NormalWeb"/>
+        <w:numPr>
+          <w:ilvl w:val="0"/>
+          <w:numId w:val="29"/>
+        </w:numPr>
         <w:jc w:val="both"/>
         <w:rPr>
           <w:rFonts w:ascii="Arial" w:hAnsi="Arial" w:cs="Arial"/>
           <w:sz w:val="18"/>
-        </w:rPr>
-      </w:pPr>
-      <w:r>
-        <w:rPr>
-          <w:rStyle w:val="Strong"/>
-          <w:rFonts w:ascii="Arial" w:hAnsi="Arial" w:cs="Arial"/>
-          <w:sz w:val="18"/>
+          <w:szCs w:val="18"/>
+        </w:rPr>
+      </w:pPr>
+      <w:r>
+        <w:rPr>
+          <w:rStyle w:val="Strong"/>
+          <w:rFonts w:ascii="Arial" w:hAnsi="Arial" w:cs="Arial"/>
+          <w:sz w:val="18"/>
+          <w:szCs w:val="18"/>
         </w:rPr>
         <w:t>Frontend</w:t>
       </w:r>
@@ -2615,14 +2619,16 @@
         <w:rPr>
           <w:rFonts w:ascii="Arial" w:hAnsi="Arial" w:cs="Arial"/>
           <w:sz w:val="18"/>
-        </w:rPr>
-        <w:t xml:space="preserve"> — </w:t>
-      </w:r>
-      <w:r>
-        <w:rPr>
-          <w:rStyle w:val="Strong"/>
-          <w:rFonts w:ascii="Arial" w:hAnsi="Arial" w:cs="Arial"/>
-          <w:sz w:val="18"/>
+          <w:szCs w:val="18"/>
+        </w:rPr>
+        <w:t xml:space="preserve">: </w:t>
+      </w:r>
+      <w:r>
+        <w:rPr>
+          <w:rFonts w:ascii="Arial" w:hAnsi="Arial" w:cs="Arial"/>
+          <w:b/>
+          <w:sz w:val="18"/>
+          <w:szCs w:val="18"/>
         </w:rPr>
         <w:t>React</w:t>
       </w:r>
@@ -2630,30 +2636,17 @@
         <w:rPr>
           <w:rFonts w:ascii="Arial" w:hAnsi="Arial" w:cs="Arial"/>
           <w:sz w:val="18"/>
+          <w:szCs w:val="18"/>
         </w:rPr>
         <w:t xml:space="preserve">, </w:t>
       </w:r>
-      <w:r>
-        <w:rPr>
-          <w:rStyle w:val="Strong"/>
-          <w:rFonts w:ascii="Arial" w:hAnsi="Arial" w:cs="Arial"/>
-          <w:sz w:val="18"/>
-        </w:rPr>
-        <w:t>Next.js</w:t>
-      </w:r>
-      <w:r>
-        <w:rPr>
-          <w:rFonts w:ascii="Arial" w:hAnsi="Arial" w:cs="Arial"/>
-          <w:sz w:val="18"/>
-        </w:rPr>
-        <w:t xml:space="preserve">, </w:t>
-      </w:r>
-      <w:proofErr w:type="spellStart"/>
-      <w:r>
-        <w:rPr>
-          <w:rStyle w:val="Strong"/>
-          <w:rFonts w:ascii="Arial" w:hAnsi="Arial" w:cs="Arial"/>
-          <w:sz w:val="18"/>
+      <w:proofErr w:type="spellStart"/>
+      <w:r>
+        <w:rPr>
+          <w:rFonts w:ascii="Arial" w:hAnsi="Arial" w:cs="Arial"/>
+          <w:b/>
+          <w:sz w:val="18"/>
+          <w:szCs w:val="18"/>
         </w:rPr>
         <w:t>TypeScript</w:t>
       </w:r>
@@ -2662,24 +2655,31 @@
         <w:rPr>
           <w:rFonts w:ascii="Arial" w:hAnsi="Arial" w:cs="Arial"/>
           <w:sz w:val="18"/>
-        </w:rPr>
-        <w:t>, JavaScript, HTML, CSS, Tailwind CSS, Bootstrap, component-driven UI, state management patterns, routing, forms/validation, accessibility-minded UI, performance profiling</w:t>
+          <w:szCs w:val="18"/>
+        </w:rPr>
+        <w:t>, component design, state patterns, REST integration, dashboards/admin consoles, accessibility, performance tuning</w:t>
       </w:r>
     </w:p>
     <w:p>
       <w:pPr>
         <w:pStyle w:val="NormalWeb"/>
+        <w:numPr>
+          <w:ilvl w:val="0"/>
+          <w:numId w:val="29"/>
+        </w:numPr>
         <w:jc w:val="both"/>
         <w:rPr>
           <w:rFonts w:ascii="Arial" w:hAnsi="Arial" w:cs="Arial"/>
           <w:sz w:val="18"/>
-        </w:rPr>
-      </w:pPr>
-      <w:r>
-        <w:rPr>
-          <w:rStyle w:val="Strong"/>
-          <w:rFonts w:ascii="Arial" w:hAnsi="Arial" w:cs="Arial"/>
-          <w:sz w:val="18"/>
+          <w:szCs w:val="18"/>
+        </w:rPr>
+      </w:pPr>
+      <w:r>
+        <w:rPr>
+          <w:rStyle w:val="Strong"/>
+          <w:rFonts w:ascii="Arial" w:hAnsi="Arial" w:cs="Arial"/>
+          <w:sz w:val="18"/>
+          <w:szCs w:val="18"/>
         </w:rPr>
         <w:t>Backend &amp; APIs</w:t>
       </w:r>
@@ -2687,164 +2687,94 @@
         <w:rPr>
           <w:rFonts w:ascii="Arial" w:hAnsi="Arial" w:cs="Arial"/>
           <w:sz w:val="18"/>
-        </w:rPr>
-        <w:t xml:space="preserve"> — </w:t>
-      </w:r>
-      <w:r>
-        <w:rPr>
-          <w:rStyle w:val="Strong"/>
-          <w:rFonts w:ascii="Arial" w:hAnsi="Arial" w:cs="Arial"/>
-          <w:sz w:val="18"/>
-        </w:rPr>
-        <w:t>Java</w:t>
-      </w:r>
-      <w:r>
-        <w:rPr>
-          <w:rFonts w:ascii="Arial" w:hAnsi="Arial" w:cs="Arial"/>
-          <w:sz w:val="18"/>
+          <w:szCs w:val="18"/>
+        </w:rPr>
+        <w:t xml:space="preserve">: </w:t>
+      </w:r>
+      <w:r>
+        <w:rPr>
+          <w:rFonts w:ascii="Arial" w:hAnsi="Arial" w:cs="Arial"/>
+          <w:b/>
+          <w:sz w:val="18"/>
+          <w:szCs w:val="18"/>
+        </w:rPr>
+        <w:t>Node.js</w:t>
+      </w:r>
+      <w:r>
+        <w:rPr>
+          <w:rFonts w:ascii="Arial" w:hAnsi="Arial" w:cs="Arial"/>
+          <w:sz w:val="18"/>
+          <w:szCs w:val="18"/>
         </w:rPr>
         <w:t xml:space="preserve">, </w:t>
       </w:r>
-      <w:r>
-        <w:rPr>
-          <w:rStyle w:val="Strong"/>
-          <w:rFonts w:ascii="Arial" w:hAnsi="Arial" w:cs="Arial"/>
-          <w:sz w:val="18"/>
-        </w:rPr>
-        <w:t>Spring</w:t>
-      </w:r>
-      <w:r>
-        <w:rPr>
-          <w:rFonts w:ascii="Arial" w:hAnsi="Arial" w:cs="Arial"/>
-          <w:sz w:val="18"/>
-        </w:rPr>
-        <w:t xml:space="preserve">, </w:t>
-      </w:r>
-      <w:r>
-        <w:rPr>
-          <w:rStyle w:val="Strong"/>
-          <w:rFonts w:ascii="Arial" w:hAnsi="Arial" w:cs="Arial"/>
-          <w:sz w:val="18"/>
-        </w:rPr>
-        <w:t>Spring Boot</w:t>
-      </w:r>
-      <w:r>
-        <w:rPr>
-          <w:rFonts w:ascii="Arial" w:hAnsi="Arial" w:cs="Arial"/>
-          <w:sz w:val="18"/>
-        </w:rPr>
-        <w:t xml:space="preserve">, Spring MVC, Spring Security, JPA/Hibernate, JDBC, Maven, </w:t>
-      </w:r>
-      <w:proofErr w:type="spellStart"/>
-      <w:r>
-        <w:rPr>
-          <w:rFonts w:ascii="Arial" w:hAnsi="Arial" w:cs="Arial"/>
-          <w:sz w:val="18"/>
-        </w:rPr>
-        <w:t>Gradle</w:t>
-      </w:r>
-      <w:proofErr w:type="spellEnd"/>
-      <w:r>
-        <w:rPr>
-          <w:rFonts w:ascii="Arial" w:hAnsi="Arial" w:cs="Arial"/>
-          <w:sz w:val="18"/>
-        </w:rPr>
-        <w:t xml:space="preserve">, </w:t>
-      </w:r>
-      <w:r>
-        <w:rPr>
-          <w:rStyle w:val="Strong"/>
-          <w:rFonts w:ascii="Arial" w:hAnsi="Arial" w:cs="Arial"/>
-          <w:sz w:val="18"/>
-        </w:rPr>
-        <w:t>REST</w:t>
-      </w:r>
-      <w:r>
-        <w:rPr>
-          <w:rFonts w:ascii="Arial" w:hAnsi="Arial" w:cs="Arial"/>
-          <w:sz w:val="18"/>
-        </w:rPr>
-        <w:t xml:space="preserve">, </w:t>
-      </w:r>
-      <w:proofErr w:type="spellStart"/>
-      <w:r>
-        <w:rPr>
-          <w:rFonts w:ascii="Arial" w:hAnsi="Arial" w:cs="Arial"/>
-          <w:sz w:val="18"/>
-        </w:rPr>
-        <w:t>OpenAPI</w:t>
-      </w:r>
-      <w:proofErr w:type="spellEnd"/>
-      <w:r>
-        <w:rPr>
-          <w:rFonts w:ascii="Arial" w:hAnsi="Arial" w:cs="Arial"/>
-          <w:sz w:val="18"/>
-        </w:rPr>
-        <w:t xml:space="preserve">/Swagger, </w:t>
-      </w:r>
-      <w:proofErr w:type="spellStart"/>
-      <w:r>
-        <w:rPr>
-          <w:rStyle w:val="Strong"/>
-          <w:rFonts w:ascii="Arial" w:hAnsi="Arial" w:cs="Arial"/>
-          <w:sz w:val="18"/>
-        </w:rPr>
-        <w:t>microservices</w:t>
-      </w:r>
-      <w:proofErr w:type="spellEnd"/>
-      <w:r>
-        <w:rPr>
-          <w:rFonts w:ascii="Arial" w:hAnsi="Arial" w:cs="Arial"/>
-          <w:sz w:val="18"/>
-        </w:rPr>
-        <w:t xml:space="preserve">, </w:t>
-      </w:r>
-      <w:r>
-        <w:rPr>
-          <w:rStyle w:val="Strong"/>
-          <w:rFonts w:ascii="Arial" w:hAnsi="Arial" w:cs="Arial"/>
-          <w:sz w:val="18"/>
-        </w:rPr>
-        <w:t>event-driven architecture</w:t>
-      </w:r>
-      <w:r>
-        <w:rPr>
-          <w:rFonts w:ascii="Arial" w:hAnsi="Arial" w:cs="Arial"/>
-          <w:sz w:val="18"/>
-        </w:rPr>
-        <w:t xml:space="preserve">, </w:t>
-      </w:r>
-      <w:proofErr w:type="spellStart"/>
-      <w:r>
-        <w:rPr>
-          <w:rFonts w:ascii="Arial" w:hAnsi="Arial" w:cs="Arial"/>
-          <w:sz w:val="18"/>
-        </w:rPr>
-        <w:t>idempotency</w:t>
-      </w:r>
-      <w:proofErr w:type="spellEnd"/>
-      <w:r>
-        <w:rPr>
-          <w:rFonts w:ascii="Arial" w:hAnsi="Arial" w:cs="Arial"/>
-          <w:sz w:val="18"/>
-        </w:rPr>
-        <w:t>, rate limiting, retries, circuit breakers, backpressure, queue-based workflows</w:t>
+      <w:proofErr w:type="spellStart"/>
+      <w:r>
+        <w:rPr>
+          <w:rFonts w:ascii="Arial" w:hAnsi="Arial" w:cs="Arial"/>
+          <w:b/>
+          <w:sz w:val="18"/>
+          <w:szCs w:val="18"/>
+        </w:rPr>
+        <w:t>NestJS</w:t>
+      </w:r>
+      <w:proofErr w:type="spellEnd"/>
+      <w:r>
+        <w:rPr>
+          <w:rFonts w:ascii="Arial" w:hAnsi="Arial" w:cs="Arial"/>
+          <w:b/>
+          <w:sz w:val="18"/>
+          <w:szCs w:val="18"/>
+        </w:rPr>
+        <w:t>/Express</w:t>
+      </w:r>
+      <w:r>
+        <w:rPr>
+          <w:rFonts w:ascii="Arial" w:hAnsi="Arial" w:cs="Arial"/>
+          <w:sz w:val="18"/>
+          <w:szCs w:val="18"/>
+        </w:rPr>
+        <w:t xml:space="preserve"> patterns, REST APIs, request validation, pagination/filtering, background workers, </w:t>
+      </w:r>
+      <w:proofErr w:type="spellStart"/>
+      <w:r>
+        <w:rPr>
+          <w:rFonts w:ascii="Arial" w:hAnsi="Arial" w:cs="Arial"/>
+          <w:sz w:val="18"/>
+          <w:szCs w:val="18"/>
+        </w:rPr>
+        <w:t>webhooks</w:t>
+      </w:r>
+      <w:proofErr w:type="spellEnd"/>
+      <w:r>
+        <w:rPr>
+          <w:rFonts w:ascii="Arial" w:hAnsi="Arial" w:cs="Arial"/>
+          <w:sz w:val="18"/>
+          <w:szCs w:val="18"/>
+        </w:rPr>
+        <w:t>, service-to-service integration</w:t>
       </w:r>
     </w:p>
     <w:p>
       <w:pPr>
         <w:pStyle w:val="NormalWeb"/>
+        <w:numPr>
+          <w:ilvl w:val="0"/>
+          <w:numId w:val="29"/>
+        </w:numPr>
         <w:jc w:val="both"/>
         <w:rPr>
           <w:rFonts w:ascii="Arial" w:hAnsi="Arial" w:cs="Arial"/>
           <w:sz w:val="18"/>
-        </w:rPr>
-      </w:pPr>
-      <w:r>
-        <w:rPr>
-          <w:rStyle w:val="Strong"/>
-          <w:rFonts w:ascii="Arial" w:hAnsi="Arial" w:cs="Arial"/>
-          <w:sz w:val="18"/>
+          <w:szCs w:val="18"/>
+        </w:rPr>
+      </w:pPr>
+      <w:r>
+        <w:rPr>
+          <w:rStyle w:val="Strong"/>
+          <w:rFonts w:ascii="Arial" w:hAnsi="Arial" w:cs="Arial"/>
+          <w:sz w:val="18"/>
+          <w:szCs w:val="18"/>
         </w:rPr>
         <w:t>Data, Messaging &amp; Search</w:t>
       </w:r>
@@ -2852,15 +2782,17 @@
         <w:rPr>
           <w:rFonts w:ascii="Arial" w:hAnsi="Arial" w:cs="Arial"/>
           <w:sz w:val="18"/>
-        </w:rPr>
-        <w:t xml:space="preserve"> — Relational: </w:t>
-      </w:r>
-      <w:proofErr w:type="spellStart"/>
-      <w:r>
-        <w:rPr>
-          <w:rStyle w:val="Strong"/>
-          <w:rFonts w:ascii="Arial" w:hAnsi="Arial" w:cs="Arial"/>
-          <w:sz w:val="18"/>
+          <w:szCs w:val="18"/>
+        </w:rPr>
+        <w:t xml:space="preserve">: Relational: </w:t>
+      </w:r>
+      <w:proofErr w:type="spellStart"/>
+      <w:r>
+        <w:rPr>
+          <w:rFonts w:ascii="Arial" w:hAnsi="Arial" w:cs="Arial"/>
+          <w:b/>
+          <w:sz w:val="18"/>
+          <w:szCs w:val="18"/>
         </w:rPr>
         <w:t>PostgreSQL</w:t>
       </w:r>
@@ -2869,95 +2801,104 @@
         <w:rPr>
           <w:rFonts w:ascii="Arial" w:hAnsi="Arial" w:cs="Arial"/>
           <w:sz w:val="18"/>
+          <w:szCs w:val="18"/>
         </w:rPr>
         <w:t xml:space="preserve">, </w:t>
       </w:r>
       <w:r>
         <w:rPr>
-          <w:rStyle w:val="Strong"/>
-          <w:rFonts w:ascii="Arial" w:hAnsi="Arial" w:cs="Arial"/>
-          <w:sz w:val="18"/>
-        </w:rPr>
-        <w:t>MySQL</w:t>
-      </w:r>
-      <w:r>
-        <w:rPr>
-          <w:rFonts w:ascii="Arial" w:hAnsi="Arial" w:cs="Arial"/>
-          <w:sz w:val="18"/>
+          <w:rFonts w:ascii="Arial" w:hAnsi="Arial" w:cs="Arial"/>
+          <w:b/>
+          <w:sz w:val="18"/>
+          <w:szCs w:val="18"/>
+        </w:rPr>
+        <w:t>MySQL,</w:t>
+      </w:r>
+      <w:r>
+        <w:rPr>
+          <w:rFonts w:ascii="Arial" w:hAnsi="Arial" w:cs="Arial"/>
+          <w:sz w:val="18"/>
+          <w:szCs w:val="18"/>
+        </w:rPr>
+        <w:t xml:space="preserve"> </w:t>
+      </w:r>
+      <w:r>
+        <w:rPr>
+          <w:rFonts w:ascii="Arial" w:hAnsi="Arial" w:cs="Arial"/>
+          <w:b/>
+          <w:sz w:val="18"/>
+          <w:szCs w:val="18"/>
+        </w:rPr>
+        <w:t>SQL Server</w:t>
+      </w:r>
+      <w:r>
+        <w:rPr>
+          <w:rFonts w:ascii="Arial" w:hAnsi="Arial" w:cs="Arial"/>
+          <w:sz w:val="18"/>
+          <w:szCs w:val="18"/>
+        </w:rPr>
+        <w:t xml:space="preserve"> • </w:t>
+      </w:r>
+      <w:proofErr w:type="spellStart"/>
+      <w:r>
+        <w:rPr>
+          <w:rFonts w:ascii="Arial" w:hAnsi="Arial" w:cs="Arial"/>
+          <w:sz w:val="18"/>
+          <w:szCs w:val="18"/>
+        </w:rPr>
+        <w:t>NoSQL</w:t>
+      </w:r>
+      <w:proofErr w:type="spellEnd"/>
+      <w:r>
+        <w:rPr>
+          <w:rFonts w:ascii="Arial" w:hAnsi="Arial" w:cs="Arial"/>
+          <w:sz w:val="18"/>
+          <w:szCs w:val="18"/>
+        </w:rPr>
+        <w:t xml:space="preserve">: </w:t>
+      </w:r>
+      <w:proofErr w:type="spellStart"/>
+      <w:r>
+        <w:rPr>
+          <w:rFonts w:ascii="Arial" w:hAnsi="Arial" w:cs="Arial"/>
+          <w:sz w:val="18"/>
+          <w:szCs w:val="18"/>
+        </w:rPr>
+        <w:t>Redis</w:t>
+      </w:r>
+      <w:proofErr w:type="spellEnd"/>
+      <w:r>
+        <w:rPr>
+          <w:rFonts w:ascii="Arial" w:hAnsi="Arial" w:cs="Arial"/>
+          <w:sz w:val="18"/>
+          <w:szCs w:val="18"/>
         </w:rPr>
         <w:t xml:space="preserve">, </w:t>
       </w:r>
-      <w:r>
-        <w:rPr>
-          <w:rStyle w:val="Strong"/>
-          <w:rFonts w:ascii="Arial" w:hAnsi="Arial" w:cs="Arial"/>
-          <w:sz w:val="18"/>
-        </w:rPr>
-        <w:t>SQL Server</w:t>
-      </w:r>
-      <w:r>
-        <w:rPr>
-          <w:rFonts w:ascii="Arial" w:hAnsi="Arial" w:cs="Arial"/>
-          <w:sz w:val="18"/>
-        </w:rPr>
-        <w:t xml:space="preserve"> | </w:t>
-      </w:r>
-      <w:proofErr w:type="spellStart"/>
-      <w:r>
-        <w:rPr>
-          <w:rFonts w:ascii="Arial" w:hAnsi="Arial" w:cs="Arial"/>
-          <w:sz w:val="18"/>
-        </w:rPr>
-        <w:t>NoSQL</w:t>
-      </w:r>
-      <w:proofErr w:type="spellEnd"/>
-      <w:r>
-        <w:rPr>
-          <w:rFonts w:ascii="Arial" w:hAnsi="Arial" w:cs="Arial"/>
-          <w:sz w:val="18"/>
-        </w:rPr>
-        <w:t xml:space="preserve">: </w:t>
-      </w:r>
-      <w:proofErr w:type="spellStart"/>
-      <w:r>
-        <w:rPr>
-          <w:rStyle w:val="Strong"/>
-          <w:rFonts w:ascii="Arial" w:hAnsi="Arial" w:cs="Arial"/>
-          <w:sz w:val="18"/>
-        </w:rPr>
-        <w:t>Redis</w:t>
-      </w:r>
-      <w:proofErr w:type="spellEnd"/>
-      <w:r>
-        <w:rPr>
-          <w:rFonts w:ascii="Arial" w:hAnsi="Arial" w:cs="Arial"/>
-          <w:sz w:val="18"/>
+      <w:proofErr w:type="spellStart"/>
+      <w:r>
+        <w:rPr>
+          <w:rFonts w:ascii="Arial" w:hAnsi="Arial" w:cs="Arial"/>
+          <w:sz w:val="18"/>
+          <w:szCs w:val="18"/>
+        </w:rPr>
+        <w:t>MongoDB</w:t>
+      </w:r>
+      <w:proofErr w:type="spellEnd"/>
+      <w:r>
+        <w:rPr>
+          <w:rFonts w:ascii="Arial" w:hAnsi="Arial" w:cs="Arial"/>
+          <w:sz w:val="18"/>
+          <w:szCs w:val="18"/>
         </w:rPr>
         <w:t xml:space="preserve">, </w:t>
       </w:r>
       <w:proofErr w:type="spellStart"/>
       <w:r>
         <w:rPr>
-          <w:rStyle w:val="Strong"/>
-          <w:rFonts w:ascii="Arial" w:hAnsi="Arial" w:cs="Arial"/>
-          <w:sz w:val="18"/>
-        </w:rPr>
-        <w:t>MongoDB</w:t>
-      </w:r>
-      <w:proofErr w:type="spellEnd"/>
-      <w:r>
-        <w:rPr>
-          <w:rFonts w:ascii="Arial" w:hAnsi="Arial" w:cs="Arial"/>
-          <w:sz w:val="18"/>
-        </w:rPr>
-        <w:t xml:space="preserve">, </w:t>
-      </w:r>
-      <w:proofErr w:type="spellStart"/>
-      <w:r>
-        <w:rPr>
-          <w:rStyle w:val="Strong"/>
-          <w:rFonts w:ascii="Arial" w:hAnsi="Arial" w:cs="Arial"/>
-          <w:sz w:val="18"/>
+          <w:rFonts w:ascii="Arial" w:hAnsi="Arial" w:cs="Arial"/>
+          <w:sz w:val="18"/>
+          <w:szCs w:val="18"/>
         </w:rPr>
         <w:t>DynamoDB</w:t>
       </w:r>
@@ -2966,45 +2907,16 @@
         <w:rPr>
           <w:rFonts w:ascii="Arial" w:hAnsi="Arial" w:cs="Arial"/>
           <w:sz w:val="18"/>
-        </w:rPr>
-        <w:t xml:space="preserve"> | Queues/streams: </w:t>
-      </w:r>
-      <w:r>
-        <w:rPr>
-          <w:rStyle w:val="Strong"/>
-          <w:rFonts w:ascii="Arial" w:hAnsi="Arial" w:cs="Arial"/>
-          <w:sz w:val="18"/>
-        </w:rPr>
-        <w:t>AWS SQS/SNS</w:t>
-      </w:r>
-      <w:r>
-        <w:rPr>
-          <w:rFonts w:ascii="Arial" w:hAnsi="Arial" w:cs="Arial"/>
-          <w:sz w:val="18"/>
-        </w:rPr>
-        <w:t xml:space="preserve">, </w:t>
-      </w:r>
-      <w:r>
-        <w:rPr>
-          <w:rStyle w:val="Strong"/>
-          <w:rFonts w:ascii="Arial" w:hAnsi="Arial" w:cs="Arial"/>
-          <w:sz w:val="18"/>
-        </w:rPr>
-        <w:t>Kafka</w:t>
-      </w:r>
-      <w:r>
-        <w:rPr>
-          <w:rFonts w:ascii="Arial" w:hAnsi="Arial" w:cs="Arial"/>
-          <w:sz w:val="18"/>
-        </w:rPr>
-        <w:t xml:space="preserve">, </w:t>
-      </w:r>
-      <w:proofErr w:type="spellStart"/>
-      <w:r>
-        <w:rPr>
-          <w:rStyle w:val="Strong"/>
-          <w:rFonts w:ascii="Arial" w:hAnsi="Arial" w:cs="Arial"/>
-          <w:sz w:val="18"/>
+          <w:szCs w:val="18"/>
+        </w:rPr>
+        <w:t xml:space="preserve"> • Queues/streams: AWS SQS/SNS, Kafka, </w:t>
+      </w:r>
+      <w:proofErr w:type="spellStart"/>
+      <w:r>
+        <w:rPr>
+          <w:rFonts w:ascii="Arial" w:hAnsi="Arial" w:cs="Arial"/>
+          <w:sz w:val="18"/>
+          <w:szCs w:val="18"/>
         </w:rPr>
         <w:t>RabbitMQ</w:t>
       </w:r>
@@ -3013,15 +2925,16 @@
         <w:rPr>
           <w:rFonts w:ascii="Arial" w:hAnsi="Arial" w:cs="Arial"/>
           <w:sz w:val="18"/>
-        </w:rPr>
-        <w:t xml:space="preserve"> | Search: </w:t>
-      </w:r>
-      <w:proofErr w:type="spellStart"/>
-      <w:r>
-        <w:rPr>
-          <w:rStyle w:val="Strong"/>
-          <w:rFonts w:ascii="Arial" w:hAnsi="Arial" w:cs="Arial"/>
-          <w:sz w:val="18"/>
+          <w:szCs w:val="18"/>
+        </w:rPr>
+        <w:t xml:space="preserve"> • Search: </w:t>
+      </w:r>
+      <w:proofErr w:type="spellStart"/>
+      <w:r>
+        <w:rPr>
+          <w:rFonts w:ascii="Arial" w:hAnsi="Arial" w:cs="Arial"/>
+          <w:sz w:val="18"/>
+          <w:szCs w:val="18"/>
         </w:rPr>
         <w:t>Elasticsearch</w:t>
       </w:r>
@@ -3030,45 +2943,16 @@
         <w:rPr>
           <w:rFonts w:ascii="Arial" w:hAnsi="Arial" w:cs="Arial"/>
           <w:sz w:val="18"/>
-        </w:rPr>
-        <w:t xml:space="preserve">, </w:t>
-      </w:r>
-      <w:r>
-        <w:rPr>
-          <w:rStyle w:val="Strong"/>
-          <w:rFonts w:ascii="Arial" w:hAnsi="Arial" w:cs="Arial"/>
-          <w:sz w:val="18"/>
-        </w:rPr>
-        <w:t>OpenSearch</w:t>
-      </w:r>
-      <w:r>
-        <w:rPr>
-          <w:rFonts w:ascii="Arial" w:hAnsi="Arial" w:cs="Arial"/>
-          <w:sz w:val="18"/>
-        </w:rPr>
-        <w:t xml:space="preserve"> | Analytics: </w:t>
-      </w:r>
-      <w:r>
-        <w:rPr>
-          <w:rStyle w:val="Strong"/>
-          <w:rFonts w:ascii="Arial" w:hAnsi="Arial" w:cs="Arial"/>
-          <w:sz w:val="18"/>
-        </w:rPr>
-        <w:t>Redshift</w:t>
-      </w:r>
-      <w:r>
-        <w:rPr>
-          <w:rFonts w:ascii="Arial" w:hAnsi="Arial" w:cs="Arial"/>
-          <w:sz w:val="18"/>
-        </w:rPr>
-        <w:t xml:space="preserve">, </w:t>
-      </w:r>
-      <w:proofErr w:type="spellStart"/>
-      <w:r>
-        <w:rPr>
-          <w:rStyle w:val="Strong"/>
-          <w:rFonts w:ascii="Arial" w:hAnsi="Arial" w:cs="Arial"/>
-          <w:sz w:val="18"/>
+          <w:szCs w:val="18"/>
+        </w:rPr>
+        <w:t xml:space="preserve">, OpenSearch • Analytics: Redshift, </w:t>
+      </w:r>
+      <w:proofErr w:type="spellStart"/>
+      <w:r>
+        <w:rPr>
+          <w:rFonts w:ascii="Arial" w:hAnsi="Arial" w:cs="Arial"/>
+          <w:sz w:val="18"/>
+          <w:szCs w:val="18"/>
         </w:rPr>
         <w:t>BigQuery</w:t>
       </w:r>
@@ -3077,17 +2961,23 @@
     <w:p>
       <w:pPr>
         <w:pStyle w:val="NormalWeb"/>
+        <w:numPr>
+          <w:ilvl w:val="0"/>
+          <w:numId w:val="29"/>
+        </w:numPr>
         <w:jc w:val="both"/>
         <w:rPr>
           <w:rFonts w:ascii="Arial" w:hAnsi="Arial" w:cs="Arial"/>
           <w:sz w:val="18"/>
-        </w:rPr>
-      </w:pPr>
-      <w:r>
-        <w:rPr>
-          <w:rStyle w:val="Strong"/>
-          <w:rFonts w:ascii="Arial" w:hAnsi="Arial" w:cs="Arial"/>
-          <w:sz w:val="18"/>
+          <w:szCs w:val="18"/>
+        </w:rPr>
+      </w:pPr>
+      <w:r>
+        <w:rPr>
+          <w:rStyle w:val="Strong"/>
+          <w:rFonts w:ascii="Arial" w:hAnsi="Arial" w:cs="Arial"/>
+          <w:sz w:val="18"/>
+          <w:szCs w:val="18"/>
         </w:rPr>
         <w:t xml:space="preserve">Cloud &amp; </w:t>
       </w:r>
@@ -3097,6 +2987,7 @@
           <w:rStyle w:val="Strong"/>
           <w:rFonts w:ascii="Arial" w:hAnsi="Arial" w:cs="Arial"/>
           <w:sz w:val="18"/>
+          <w:szCs w:val="18"/>
         </w:rPr>
         <w:t>DevOps</w:t>
       </w:r>
@@ -3105,605 +2996,269 @@
         <w:rPr>
           <w:rFonts w:ascii="Arial" w:hAnsi="Arial" w:cs="Arial"/>
           <w:sz w:val="18"/>
-        </w:rPr>
-        <w:t xml:space="preserve"> — </w:t>
-      </w:r>
-      <w:r>
-        <w:rPr>
-          <w:rStyle w:val="Strong"/>
-          <w:rFonts w:ascii="Arial" w:hAnsi="Arial" w:cs="Arial"/>
-          <w:sz w:val="18"/>
-        </w:rPr>
-        <w:t>AWS (primary)</w:t>
-      </w:r>
-      <w:r>
-        <w:rPr>
-          <w:rFonts w:ascii="Arial" w:hAnsi="Arial" w:cs="Arial"/>
-          <w:sz w:val="18"/>
+          <w:szCs w:val="18"/>
         </w:rPr>
         <w:t xml:space="preserve">: </w:t>
       </w:r>
-      <w:r>
-        <w:rPr>
-          <w:rStyle w:val="Strong"/>
-          <w:rFonts w:ascii="Arial" w:hAnsi="Arial" w:cs="Arial"/>
-          <w:sz w:val="18"/>
-        </w:rPr>
-        <w:t>EKS</w:t>
-      </w:r>
-      <w:r>
-        <w:rPr>
-          <w:rFonts w:ascii="Arial" w:hAnsi="Arial" w:cs="Arial"/>
-          <w:sz w:val="18"/>
+      <w:bookmarkStart w:id="0" w:name="_GoBack"/>
+      <w:r>
+        <w:rPr>
+          <w:rFonts w:ascii="Arial" w:hAnsi="Arial" w:cs="Arial"/>
+          <w:b/>
+          <w:sz w:val="18"/>
+          <w:szCs w:val="18"/>
+        </w:rPr>
+        <w:t>AWS</w:t>
+      </w:r>
+      <w:bookmarkEnd w:id="0"/>
+      <w:r>
+        <w:rPr>
+          <w:rFonts w:ascii="Arial" w:hAnsi="Arial" w:cs="Arial"/>
+          <w:sz w:val="18"/>
+          <w:szCs w:val="18"/>
+        </w:rPr>
+        <w:t xml:space="preserve">: EKS, ECS, EC2, Lambda, API Gateway, S3, </w:t>
+      </w:r>
+      <w:proofErr w:type="spellStart"/>
+      <w:r>
+        <w:rPr>
+          <w:rFonts w:ascii="Arial" w:hAnsi="Arial" w:cs="Arial"/>
+          <w:sz w:val="18"/>
+          <w:szCs w:val="18"/>
+        </w:rPr>
+        <w:t>CloudFront</w:t>
+      </w:r>
+      <w:proofErr w:type="spellEnd"/>
+      <w:r>
+        <w:rPr>
+          <w:rFonts w:ascii="Arial" w:hAnsi="Arial" w:cs="Arial"/>
+          <w:sz w:val="18"/>
+          <w:szCs w:val="18"/>
+        </w:rPr>
+        <w:t xml:space="preserve">, RDS, </w:t>
+      </w:r>
+      <w:proofErr w:type="spellStart"/>
+      <w:r>
+        <w:rPr>
+          <w:rFonts w:ascii="Arial" w:hAnsi="Arial" w:cs="Arial"/>
+          <w:sz w:val="18"/>
+          <w:szCs w:val="18"/>
+        </w:rPr>
+        <w:t>DynamoDB</w:t>
+      </w:r>
+      <w:proofErr w:type="spellEnd"/>
+      <w:r>
+        <w:rPr>
+          <w:rFonts w:ascii="Arial" w:hAnsi="Arial" w:cs="Arial"/>
+          <w:sz w:val="18"/>
+          <w:szCs w:val="18"/>
         </w:rPr>
         <w:t xml:space="preserve">, </w:t>
       </w:r>
-      <w:r>
-        <w:rPr>
-          <w:rStyle w:val="Strong"/>
-          <w:rFonts w:ascii="Arial" w:hAnsi="Arial" w:cs="Arial"/>
-          <w:sz w:val="18"/>
-        </w:rPr>
-        <w:t>ECS</w:t>
-      </w:r>
-      <w:r>
-        <w:rPr>
-          <w:rFonts w:ascii="Arial" w:hAnsi="Arial" w:cs="Arial"/>
-          <w:sz w:val="18"/>
+      <w:proofErr w:type="spellStart"/>
+      <w:r>
+        <w:rPr>
+          <w:rFonts w:ascii="Arial" w:hAnsi="Arial" w:cs="Arial"/>
+          <w:sz w:val="18"/>
+          <w:szCs w:val="18"/>
+        </w:rPr>
+        <w:t>ElastiCache</w:t>
+      </w:r>
+      <w:proofErr w:type="spellEnd"/>
+      <w:r>
+        <w:rPr>
+          <w:rFonts w:ascii="Arial" w:hAnsi="Arial" w:cs="Arial"/>
+          <w:sz w:val="18"/>
+          <w:szCs w:val="18"/>
         </w:rPr>
         <w:t xml:space="preserve">, </w:t>
       </w:r>
-      <w:r>
-        <w:rPr>
-          <w:rStyle w:val="Strong"/>
-          <w:rFonts w:ascii="Arial" w:hAnsi="Arial" w:cs="Arial"/>
-          <w:sz w:val="18"/>
-        </w:rPr>
-        <w:t>EC2</w:t>
-      </w:r>
-      <w:r>
-        <w:rPr>
-          <w:rFonts w:ascii="Arial" w:hAnsi="Arial" w:cs="Arial"/>
-          <w:sz w:val="18"/>
+      <w:proofErr w:type="spellStart"/>
+      <w:r>
+        <w:rPr>
+          <w:rFonts w:ascii="Arial" w:hAnsi="Arial" w:cs="Arial"/>
+          <w:sz w:val="18"/>
+          <w:szCs w:val="18"/>
+        </w:rPr>
+        <w:t>EventBridge</w:t>
+      </w:r>
+      <w:proofErr w:type="spellEnd"/>
+      <w:r>
+        <w:rPr>
+          <w:rFonts w:ascii="Arial" w:hAnsi="Arial" w:cs="Arial"/>
+          <w:sz w:val="18"/>
+          <w:szCs w:val="18"/>
+        </w:rPr>
+        <w:t xml:space="preserve">, Step Functions, IAM • Azure: AKS, App Service, Azure SQL, Service Bus, Key Vault, Application Insights • GCP: GKE, Cloud Run, Pub/Sub, Cloud Storage, </w:t>
+      </w:r>
+      <w:proofErr w:type="spellStart"/>
+      <w:r>
+        <w:rPr>
+          <w:rFonts w:ascii="Arial" w:hAnsi="Arial" w:cs="Arial"/>
+          <w:sz w:val="18"/>
+          <w:szCs w:val="18"/>
+        </w:rPr>
+        <w:t>BigQuery</w:t>
+      </w:r>
+      <w:proofErr w:type="spellEnd"/>
+      <w:r>
+        <w:rPr>
+          <w:rFonts w:ascii="Arial" w:hAnsi="Arial" w:cs="Arial"/>
+          <w:sz w:val="18"/>
+          <w:szCs w:val="18"/>
+        </w:rPr>
+        <w:t xml:space="preserve"> • </w:t>
+      </w:r>
+      <w:proofErr w:type="spellStart"/>
+      <w:r>
+        <w:rPr>
+          <w:rFonts w:ascii="Arial" w:hAnsi="Arial" w:cs="Arial"/>
+          <w:sz w:val="18"/>
+          <w:szCs w:val="18"/>
+        </w:rPr>
+        <w:t>Docker</w:t>
+      </w:r>
+      <w:proofErr w:type="spellEnd"/>
+      <w:r>
+        <w:rPr>
+          <w:rFonts w:ascii="Arial" w:hAnsi="Arial" w:cs="Arial"/>
+          <w:sz w:val="18"/>
+          <w:szCs w:val="18"/>
         </w:rPr>
         <w:t xml:space="preserve">, </w:t>
       </w:r>
-      <w:r>
-        <w:rPr>
-          <w:rStyle w:val="Strong"/>
-          <w:rFonts w:ascii="Arial" w:hAnsi="Arial" w:cs="Arial"/>
-          <w:sz w:val="18"/>
-        </w:rPr>
-        <w:t>Lambda</w:t>
-      </w:r>
-      <w:r>
-        <w:rPr>
-          <w:rFonts w:ascii="Arial" w:hAnsi="Arial" w:cs="Arial"/>
-          <w:sz w:val="18"/>
+      <w:proofErr w:type="spellStart"/>
+      <w:r>
+        <w:rPr>
+          <w:rFonts w:ascii="Arial" w:hAnsi="Arial" w:cs="Arial"/>
+          <w:sz w:val="18"/>
+          <w:szCs w:val="18"/>
+        </w:rPr>
+        <w:t>Kubernetes</w:t>
+      </w:r>
+      <w:proofErr w:type="spellEnd"/>
+      <w:r>
+        <w:rPr>
+          <w:rFonts w:ascii="Arial" w:hAnsi="Arial" w:cs="Arial"/>
+          <w:sz w:val="18"/>
+          <w:szCs w:val="18"/>
+        </w:rPr>
+        <w:t xml:space="preserve">, Helm, Argo CD, </w:t>
+      </w:r>
+      <w:proofErr w:type="spellStart"/>
+      <w:r>
+        <w:rPr>
+          <w:rFonts w:ascii="Arial" w:hAnsi="Arial" w:cs="Arial"/>
+          <w:sz w:val="18"/>
+          <w:szCs w:val="18"/>
+        </w:rPr>
+        <w:t>GitOps</w:t>
+      </w:r>
+      <w:proofErr w:type="spellEnd"/>
+      <w:r>
+        <w:rPr>
+          <w:rFonts w:ascii="Arial" w:hAnsi="Arial" w:cs="Arial"/>
+          <w:sz w:val="18"/>
+          <w:szCs w:val="18"/>
         </w:rPr>
         <w:t xml:space="preserve">, </w:t>
       </w:r>
-      <w:r>
-        <w:rPr>
-          <w:rStyle w:val="Strong"/>
-          <w:rFonts w:ascii="Arial" w:hAnsi="Arial" w:cs="Arial"/>
-          <w:sz w:val="18"/>
-        </w:rPr>
-        <w:t>API Gateway</w:t>
-      </w:r>
-      <w:r>
-        <w:rPr>
-          <w:rFonts w:ascii="Arial" w:hAnsi="Arial" w:cs="Arial"/>
-          <w:sz w:val="18"/>
+      <w:proofErr w:type="spellStart"/>
+      <w:r>
+        <w:rPr>
+          <w:rFonts w:ascii="Arial" w:hAnsi="Arial" w:cs="Arial"/>
+          <w:sz w:val="18"/>
+          <w:szCs w:val="18"/>
+        </w:rPr>
+        <w:t>Terraform</w:t>
+      </w:r>
+      <w:proofErr w:type="spellEnd"/>
+      <w:r>
+        <w:rPr>
+          <w:rFonts w:ascii="Arial" w:hAnsi="Arial" w:cs="Arial"/>
+          <w:sz w:val="18"/>
+          <w:szCs w:val="18"/>
         </w:rPr>
         <w:t xml:space="preserve">, </w:t>
       </w:r>
-      <w:r>
-        <w:rPr>
-          <w:rStyle w:val="Strong"/>
-          <w:rFonts w:ascii="Arial" w:hAnsi="Arial" w:cs="Arial"/>
-          <w:sz w:val="18"/>
-        </w:rPr>
-        <w:t>S3</w:t>
-      </w:r>
-      <w:r>
-        <w:rPr>
-          <w:rFonts w:ascii="Arial" w:hAnsi="Arial" w:cs="Arial"/>
-          <w:sz w:val="18"/>
+      <w:proofErr w:type="spellStart"/>
+      <w:r>
+        <w:rPr>
+          <w:rFonts w:ascii="Arial" w:hAnsi="Arial" w:cs="Arial"/>
+          <w:sz w:val="18"/>
+          <w:szCs w:val="18"/>
+        </w:rPr>
+        <w:t>CloudFormation</w:t>
+      </w:r>
+      <w:proofErr w:type="spellEnd"/>
+      <w:r>
+        <w:rPr>
+          <w:rFonts w:ascii="Arial" w:hAnsi="Arial" w:cs="Arial"/>
+          <w:sz w:val="18"/>
+          <w:szCs w:val="18"/>
+        </w:rPr>
+        <w:t xml:space="preserve"> • CI/CD: </w:t>
+      </w:r>
+      <w:proofErr w:type="spellStart"/>
+      <w:r>
+        <w:rPr>
+          <w:rFonts w:ascii="Arial" w:hAnsi="Arial" w:cs="Arial"/>
+          <w:sz w:val="18"/>
+          <w:szCs w:val="18"/>
+        </w:rPr>
+        <w:t>GitHub</w:t>
+      </w:r>
+      <w:proofErr w:type="spellEnd"/>
+      <w:r>
+        <w:rPr>
+          <w:rFonts w:ascii="Arial" w:hAnsi="Arial" w:cs="Arial"/>
+          <w:sz w:val="18"/>
+          <w:szCs w:val="18"/>
+        </w:rPr>
+        <w:t xml:space="preserve"> Actions, </w:t>
+      </w:r>
+      <w:proofErr w:type="spellStart"/>
+      <w:r>
+        <w:rPr>
+          <w:rFonts w:ascii="Arial" w:hAnsi="Arial" w:cs="Arial"/>
+          <w:sz w:val="18"/>
+          <w:szCs w:val="18"/>
+        </w:rPr>
+        <w:t>GitLab</w:t>
+      </w:r>
+      <w:proofErr w:type="spellEnd"/>
+      <w:r>
+        <w:rPr>
+          <w:rFonts w:ascii="Arial" w:hAnsi="Arial" w:cs="Arial"/>
+          <w:sz w:val="18"/>
+          <w:szCs w:val="18"/>
+        </w:rPr>
+        <w:t xml:space="preserve"> CI, Jenkins, Azure </w:t>
+      </w:r>
+      <w:proofErr w:type="spellStart"/>
+      <w:r>
+        <w:rPr>
+          <w:rFonts w:ascii="Arial" w:hAnsi="Arial" w:cs="Arial"/>
+          <w:sz w:val="18"/>
+          <w:szCs w:val="18"/>
+        </w:rPr>
+        <w:t>DevOps</w:t>
+      </w:r>
+      <w:proofErr w:type="spellEnd"/>
+      <w:r>
+        <w:rPr>
+          <w:rFonts w:ascii="Arial" w:hAnsi="Arial" w:cs="Arial"/>
+          <w:sz w:val="18"/>
+          <w:szCs w:val="18"/>
         </w:rPr>
         <w:t xml:space="preserve">, </w:t>
       </w:r>
       <w:proofErr w:type="spellStart"/>
       <w:r>
         <w:rPr>
-          <w:rStyle w:val="Strong"/>
-          <w:rFonts w:ascii="Arial" w:hAnsi="Arial" w:cs="Arial"/>
-          <w:sz w:val="18"/>
-        </w:rPr>
-        <w:t>CloudFront</w:t>
-      </w:r>
-      <w:proofErr w:type="spellEnd"/>
-      <w:r>
-        <w:rPr>
-          <w:rFonts w:ascii="Arial" w:hAnsi="Arial" w:cs="Arial"/>
-          <w:sz w:val="18"/>
-        </w:rPr>
-        <w:t xml:space="preserve">, </w:t>
-      </w:r>
-      <w:r>
-        <w:rPr>
-          <w:rStyle w:val="Strong"/>
-          <w:rFonts w:ascii="Arial" w:hAnsi="Arial" w:cs="Arial"/>
-          <w:sz w:val="18"/>
-        </w:rPr>
-        <w:t>RDS</w:t>
-      </w:r>
-      <w:r>
-        <w:rPr>
-          <w:rFonts w:ascii="Arial" w:hAnsi="Arial" w:cs="Arial"/>
-          <w:sz w:val="18"/>
-        </w:rPr>
-        <w:t xml:space="preserve">, </w:t>
-      </w:r>
-      <w:proofErr w:type="spellStart"/>
-      <w:r>
-        <w:rPr>
-          <w:rStyle w:val="Strong"/>
-          <w:rFonts w:ascii="Arial" w:hAnsi="Arial" w:cs="Arial"/>
-          <w:sz w:val="18"/>
-        </w:rPr>
-        <w:t>DynamoDB</w:t>
-      </w:r>
-      <w:proofErr w:type="spellEnd"/>
-      <w:r>
-        <w:rPr>
-          <w:rFonts w:ascii="Arial" w:hAnsi="Arial" w:cs="Arial"/>
-          <w:sz w:val="18"/>
-        </w:rPr>
-        <w:t xml:space="preserve">, </w:t>
-      </w:r>
-      <w:proofErr w:type="spellStart"/>
-      <w:r>
-        <w:rPr>
-          <w:rStyle w:val="Strong"/>
-          <w:rFonts w:ascii="Arial" w:hAnsi="Arial" w:cs="Arial"/>
-          <w:sz w:val="18"/>
-        </w:rPr>
-        <w:t>ElastiCache</w:t>
-      </w:r>
-      <w:proofErr w:type="spellEnd"/>
-      <w:r>
-        <w:rPr>
-          <w:rFonts w:ascii="Arial" w:hAnsi="Arial" w:cs="Arial"/>
-          <w:sz w:val="18"/>
-        </w:rPr>
-        <w:t xml:space="preserve">, </w:t>
-      </w:r>
-      <w:proofErr w:type="spellStart"/>
-      <w:r>
-        <w:rPr>
-          <w:rStyle w:val="Strong"/>
-          <w:rFonts w:ascii="Arial" w:hAnsi="Arial" w:cs="Arial"/>
-          <w:sz w:val="18"/>
-        </w:rPr>
-        <w:t>EventBridge</w:t>
-      </w:r>
-      <w:proofErr w:type="spellEnd"/>
-      <w:r>
-        <w:rPr>
-          <w:rFonts w:ascii="Arial" w:hAnsi="Arial" w:cs="Arial"/>
-          <w:sz w:val="18"/>
-        </w:rPr>
-        <w:t xml:space="preserve">, </w:t>
-      </w:r>
-      <w:r>
-        <w:rPr>
-          <w:rStyle w:val="Strong"/>
-          <w:rFonts w:ascii="Arial" w:hAnsi="Arial" w:cs="Arial"/>
-          <w:sz w:val="18"/>
-        </w:rPr>
-        <w:t>Step Functions</w:t>
-      </w:r>
-      <w:r>
-        <w:rPr>
-          <w:rFonts w:ascii="Arial" w:hAnsi="Arial" w:cs="Arial"/>
-          <w:sz w:val="18"/>
-        </w:rPr>
-        <w:t xml:space="preserve">, </w:t>
-      </w:r>
-      <w:r>
-        <w:rPr>
-          <w:rStyle w:val="Strong"/>
-          <w:rFonts w:ascii="Arial" w:hAnsi="Arial" w:cs="Arial"/>
-          <w:sz w:val="18"/>
-        </w:rPr>
-        <w:t>IAM</w:t>
-      </w:r>
-      <w:r>
-        <w:rPr>
-          <w:rFonts w:ascii="Arial" w:hAnsi="Arial" w:cs="Arial"/>
-          <w:sz w:val="18"/>
-        </w:rPr>
-        <w:t xml:space="preserve"> | Azure: </w:t>
-      </w:r>
-      <w:r>
-        <w:rPr>
-          <w:rStyle w:val="Strong"/>
-          <w:rFonts w:ascii="Arial" w:hAnsi="Arial" w:cs="Arial"/>
-          <w:sz w:val="18"/>
-        </w:rPr>
-        <w:t>AKS</w:t>
-      </w:r>
-      <w:r>
-        <w:rPr>
-          <w:rFonts w:ascii="Arial" w:hAnsi="Arial" w:cs="Arial"/>
-          <w:sz w:val="18"/>
-        </w:rPr>
-        <w:t xml:space="preserve">, </w:t>
-      </w:r>
-      <w:r>
-        <w:rPr>
-          <w:rStyle w:val="Strong"/>
-          <w:rFonts w:ascii="Arial" w:hAnsi="Arial" w:cs="Arial"/>
-          <w:sz w:val="18"/>
-        </w:rPr>
-        <w:t>App Service</w:t>
-      </w:r>
-      <w:r>
-        <w:rPr>
-          <w:rFonts w:ascii="Arial" w:hAnsi="Arial" w:cs="Arial"/>
-          <w:sz w:val="18"/>
-        </w:rPr>
-        <w:t xml:space="preserve">, </w:t>
-      </w:r>
-      <w:r>
-        <w:rPr>
-          <w:rStyle w:val="Strong"/>
-          <w:rFonts w:ascii="Arial" w:hAnsi="Arial" w:cs="Arial"/>
-          <w:sz w:val="18"/>
-        </w:rPr>
-        <w:t>Azure SQL</w:t>
-      </w:r>
-      <w:r>
-        <w:rPr>
-          <w:rFonts w:ascii="Arial" w:hAnsi="Arial" w:cs="Arial"/>
-          <w:sz w:val="18"/>
-        </w:rPr>
-        <w:t xml:space="preserve">, </w:t>
-      </w:r>
-      <w:r>
-        <w:rPr>
-          <w:rStyle w:val="Strong"/>
-          <w:rFonts w:ascii="Arial" w:hAnsi="Arial" w:cs="Arial"/>
-          <w:sz w:val="18"/>
-        </w:rPr>
-        <w:t>Service Bus</w:t>
-      </w:r>
-      <w:r>
-        <w:rPr>
-          <w:rFonts w:ascii="Arial" w:hAnsi="Arial" w:cs="Arial"/>
-          <w:sz w:val="18"/>
-        </w:rPr>
-        <w:t xml:space="preserve">, </w:t>
-      </w:r>
-      <w:r>
-        <w:rPr>
-          <w:rStyle w:val="Strong"/>
-          <w:rFonts w:ascii="Arial" w:hAnsi="Arial" w:cs="Arial"/>
-          <w:sz w:val="18"/>
-        </w:rPr>
-        <w:t>Key Vault</w:t>
-      </w:r>
-      <w:r>
-        <w:rPr>
-          <w:rFonts w:ascii="Arial" w:hAnsi="Arial" w:cs="Arial"/>
-          <w:sz w:val="18"/>
-        </w:rPr>
-        <w:t xml:space="preserve">, </w:t>
-      </w:r>
-      <w:r>
-        <w:rPr>
-          <w:rStyle w:val="Strong"/>
-          <w:rFonts w:ascii="Arial" w:hAnsi="Arial" w:cs="Arial"/>
-          <w:sz w:val="18"/>
-        </w:rPr>
-        <w:t>Application Insights</w:t>
-      </w:r>
-      <w:r>
-        <w:rPr>
-          <w:rFonts w:ascii="Arial" w:hAnsi="Arial" w:cs="Arial"/>
-          <w:sz w:val="18"/>
-        </w:rPr>
-        <w:t xml:space="preserve"> | GCP: </w:t>
-      </w:r>
-      <w:r>
-        <w:rPr>
-          <w:rStyle w:val="Strong"/>
-          <w:rFonts w:ascii="Arial" w:hAnsi="Arial" w:cs="Arial"/>
-          <w:sz w:val="18"/>
-        </w:rPr>
-        <w:t>GKE</w:t>
-      </w:r>
-      <w:r>
-        <w:rPr>
-          <w:rFonts w:ascii="Arial" w:hAnsi="Arial" w:cs="Arial"/>
-          <w:sz w:val="18"/>
-        </w:rPr>
-        <w:t xml:space="preserve">, </w:t>
-      </w:r>
-      <w:r>
-        <w:rPr>
-          <w:rStyle w:val="Strong"/>
-          <w:rFonts w:ascii="Arial" w:hAnsi="Arial" w:cs="Arial"/>
-          <w:sz w:val="18"/>
-        </w:rPr>
-        <w:t>Cloud Run</w:t>
-      </w:r>
-      <w:r>
-        <w:rPr>
-          <w:rFonts w:ascii="Arial" w:hAnsi="Arial" w:cs="Arial"/>
-          <w:sz w:val="18"/>
-        </w:rPr>
-        <w:t xml:space="preserve">, </w:t>
-      </w:r>
-      <w:r>
-        <w:rPr>
-          <w:rStyle w:val="Strong"/>
-          <w:rFonts w:ascii="Arial" w:hAnsi="Arial" w:cs="Arial"/>
-          <w:sz w:val="18"/>
-        </w:rPr>
-        <w:t>Pub/Sub</w:t>
-      </w:r>
-      <w:r>
-        <w:rPr>
-          <w:rFonts w:ascii="Arial" w:hAnsi="Arial" w:cs="Arial"/>
-          <w:sz w:val="18"/>
-        </w:rPr>
-        <w:t xml:space="preserve">, </w:t>
-      </w:r>
-      <w:r>
-        <w:rPr>
-          <w:rStyle w:val="Strong"/>
-          <w:rFonts w:ascii="Arial" w:hAnsi="Arial" w:cs="Arial"/>
-          <w:sz w:val="18"/>
-        </w:rPr>
-        <w:t>Cloud Storage</w:t>
-      </w:r>
-      <w:r>
-        <w:rPr>
-          <w:rFonts w:ascii="Arial" w:hAnsi="Arial" w:cs="Arial"/>
-          <w:sz w:val="18"/>
-        </w:rPr>
-        <w:t xml:space="preserve">, </w:t>
-      </w:r>
-      <w:proofErr w:type="spellStart"/>
-      <w:r>
-        <w:rPr>
-          <w:rStyle w:val="Strong"/>
-          <w:rFonts w:ascii="Arial" w:hAnsi="Arial" w:cs="Arial"/>
-          <w:sz w:val="18"/>
-        </w:rPr>
-        <w:t>BigQuery</w:t>
-      </w:r>
-      <w:proofErr w:type="spellEnd"/>
-      <w:r>
-        <w:rPr>
-          <w:rFonts w:ascii="Arial" w:hAnsi="Arial" w:cs="Arial"/>
-          <w:sz w:val="18"/>
-        </w:rPr>
-        <w:t xml:space="preserve"> (consumer/integrator) | </w:t>
-      </w:r>
-      <w:proofErr w:type="spellStart"/>
-      <w:r>
-        <w:rPr>
-          <w:rStyle w:val="Strong"/>
-          <w:rFonts w:ascii="Arial" w:hAnsi="Arial" w:cs="Arial"/>
-          <w:sz w:val="18"/>
-        </w:rPr>
-        <w:t>Docker</w:t>
-      </w:r>
-      <w:proofErr w:type="spellEnd"/>
-      <w:r>
-        <w:rPr>
-          <w:rFonts w:ascii="Arial" w:hAnsi="Arial" w:cs="Arial"/>
-          <w:sz w:val="18"/>
-        </w:rPr>
-        <w:t xml:space="preserve">, </w:t>
-      </w:r>
-      <w:proofErr w:type="spellStart"/>
-      <w:r>
-        <w:rPr>
-          <w:rStyle w:val="Strong"/>
-          <w:rFonts w:ascii="Arial" w:hAnsi="Arial" w:cs="Arial"/>
-          <w:sz w:val="18"/>
-        </w:rPr>
-        <w:t>Kubernetes</w:t>
-      </w:r>
-      <w:proofErr w:type="spellEnd"/>
-      <w:r>
-        <w:rPr>
-          <w:rFonts w:ascii="Arial" w:hAnsi="Arial" w:cs="Arial"/>
-          <w:sz w:val="18"/>
-        </w:rPr>
-        <w:t xml:space="preserve">, </w:t>
-      </w:r>
-      <w:r>
-        <w:rPr>
-          <w:rStyle w:val="Strong"/>
-          <w:rFonts w:ascii="Arial" w:hAnsi="Arial" w:cs="Arial"/>
-          <w:sz w:val="18"/>
-        </w:rPr>
-        <w:t>Helm</w:t>
-      </w:r>
-      <w:r>
-        <w:rPr>
-          <w:rFonts w:ascii="Arial" w:hAnsi="Arial" w:cs="Arial"/>
-          <w:sz w:val="18"/>
-        </w:rPr>
-        <w:t xml:space="preserve">, </w:t>
-      </w:r>
-      <w:r>
-        <w:rPr>
-          <w:rStyle w:val="Strong"/>
-          <w:rFonts w:ascii="Arial" w:hAnsi="Arial" w:cs="Arial"/>
-          <w:sz w:val="18"/>
-        </w:rPr>
-        <w:t>Argo CD</w:t>
-      </w:r>
-      <w:r>
-        <w:rPr>
-          <w:rFonts w:ascii="Arial" w:hAnsi="Arial" w:cs="Arial"/>
-          <w:sz w:val="18"/>
-        </w:rPr>
-        <w:t xml:space="preserve">, </w:t>
-      </w:r>
-      <w:proofErr w:type="spellStart"/>
-      <w:r>
-        <w:rPr>
-          <w:rStyle w:val="Strong"/>
-          <w:rFonts w:ascii="Arial" w:hAnsi="Arial" w:cs="Arial"/>
-          <w:sz w:val="18"/>
-        </w:rPr>
-        <w:t>GitOps</w:t>
-      </w:r>
-      <w:proofErr w:type="spellEnd"/>
-      <w:r>
-        <w:rPr>
-          <w:rFonts w:ascii="Arial" w:hAnsi="Arial" w:cs="Arial"/>
-          <w:sz w:val="18"/>
-        </w:rPr>
-        <w:t xml:space="preserve">, </w:t>
-      </w:r>
-      <w:proofErr w:type="spellStart"/>
-      <w:r>
-        <w:rPr>
-          <w:rStyle w:val="Strong"/>
-          <w:rFonts w:ascii="Arial" w:hAnsi="Arial" w:cs="Arial"/>
-          <w:sz w:val="18"/>
-        </w:rPr>
-        <w:t>Terraform</w:t>
-      </w:r>
-      <w:proofErr w:type="spellEnd"/>
-      <w:r>
-        <w:rPr>
-          <w:rFonts w:ascii="Arial" w:hAnsi="Arial" w:cs="Arial"/>
-          <w:sz w:val="18"/>
-        </w:rPr>
-        <w:t xml:space="preserve">, </w:t>
-      </w:r>
-      <w:proofErr w:type="spellStart"/>
-      <w:r>
-        <w:rPr>
-          <w:rStyle w:val="Strong"/>
-          <w:rFonts w:ascii="Arial" w:hAnsi="Arial" w:cs="Arial"/>
-          <w:sz w:val="18"/>
-        </w:rPr>
-        <w:t>CloudFormation</w:t>
-      </w:r>
-      <w:proofErr w:type="spellEnd"/>
-      <w:r>
-        <w:rPr>
-          <w:rFonts w:ascii="Arial" w:hAnsi="Arial" w:cs="Arial"/>
-          <w:sz w:val="18"/>
-        </w:rPr>
-        <w:t xml:space="preserve"> | CI/CD: </w:t>
-      </w:r>
-      <w:proofErr w:type="spellStart"/>
-      <w:r>
-        <w:rPr>
-          <w:rStyle w:val="Strong"/>
-          <w:rFonts w:ascii="Arial" w:hAnsi="Arial" w:cs="Arial"/>
-          <w:sz w:val="18"/>
-        </w:rPr>
-        <w:t>GitHub</w:t>
-      </w:r>
-      <w:proofErr w:type="spellEnd"/>
-      <w:r>
-        <w:rPr>
-          <w:rStyle w:val="Strong"/>
-          <w:rFonts w:ascii="Arial" w:hAnsi="Arial" w:cs="Arial"/>
-          <w:sz w:val="18"/>
-        </w:rPr>
-        <w:t xml:space="preserve"> Actions</w:t>
-      </w:r>
-      <w:r>
-        <w:rPr>
-          <w:rFonts w:ascii="Arial" w:hAnsi="Arial" w:cs="Arial"/>
-          <w:sz w:val="18"/>
-        </w:rPr>
-        <w:t xml:space="preserve">, </w:t>
-      </w:r>
-      <w:proofErr w:type="spellStart"/>
-      <w:r>
-        <w:rPr>
-          <w:rStyle w:val="Strong"/>
-          <w:rFonts w:ascii="Arial" w:hAnsi="Arial" w:cs="Arial"/>
-          <w:sz w:val="18"/>
-        </w:rPr>
-        <w:t>GitLab</w:t>
-      </w:r>
-      <w:proofErr w:type="spellEnd"/>
-      <w:r>
-        <w:rPr>
-          <w:rStyle w:val="Strong"/>
-          <w:rFonts w:ascii="Arial" w:hAnsi="Arial" w:cs="Arial"/>
-          <w:sz w:val="18"/>
-        </w:rPr>
-        <w:t xml:space="preserve"> CI</w:t>
-      </w:r>
-      <w:r>
-        <w:rPr>
-          <w:rFonts w:ascii="Arial" w:hAnsi="Arial" w:cs="Arial"/>
-          <w:sz w:val="18"/>
-        </w:rPr>
-        <w:t xml:space="preserve">, </w:t>
-      </w:r>
-      <w:r>
-        <w:rPr>
-          <w:rStyle w:val="Strong"/>
-          <w:rFonts w:ascii="Arial" w:hAnsi="Arial" w:cs="Arial"/>
-          <w:sz w:val="18"/>
-        </w:rPr>
-        <w:t>Jenkins</w:t>
-      </w:r>
-      <w:r>
-        <w:rPr>
-          <w:rFonts w:ascii="Arial" w:hAnsi="Arial" w:cs="Arial"/>
-          <w:sz w:val="18"/>
-        </w:rPr>
-        <w:t xml:space="preserve">, </w:t>
-      </w:r>
-      <w:r>
-        <w:rPr>
-          <w:rStyle w:val="Strong"/>
-          <w:rFonts w:ascii="Arial" w:hAnsi="Arial" w:cs="Arial"/>
-          <w:sz w:val="18"/>
-        </w:rPr>
-        <w:t xml:space="preserve">Azure </w:t>
-      </w:r>
-      <w:proofErr w:type="spellStart"/>
-      <w:r>
-        <w:rPr>
-          <w:rStyle w:val="Strong"/>
-          <w:rFonts w:ascii="Arial" w:hAnsi="Arial" w:cs="Arial"/>
-          <w:sz w:val="18"/>
-        </w:rPr>
-        <w:t>DevOps</w:t>
-      </w:r>
-      <w:proofErr w:type="spellEnd"/>
-      <w:r>
-        <w:rPr>
-          <w:rFonts w:ascii="Arial" w:hAnsi="Arial" w:cs="Arial"/>
-          <w:sz w:val="18"/>
-        </w:rPr>
-        <w:t xml:space="preserve">, </w:t>
-      </w:r>
-      <w:proofErr w:type="spellStart"/>
-      <w:r>
-        <w:rPr>
-          <w:rStyle w:val="Strong"/>
-          <w:rFonts w:ascii="Arial" w:hAnsi="Arial" w:cs="Arial"/>
-          <w:sz w:val="18"/>
+          <w:rFonts w:ascii="Arial" w:hAnsi="Arial" w:cs="Arial"/>
+          <w:sz w:val="18"/>
+          <w:szCs w:val="18"/>
         </w:rPr>
         <w:t>CircleCI</w:t>
       </w:r>
@@ -3712,18 +3267,24 @@
     <w:p>
       <w:pPr>
         <w:pStyle w:val="NormalWeb"/>
+        <w:numPr>
+          <w:ilvl w:val="0"/>
+          <w:numId w:val="29"/>
+        </w:numPr>
         <w:jc w:val="both"/>
         <w:rPr>
           <w:rFonts w:ascii="Arial" w:hAnsi="Arial" w:cs="Arial"/>
           <w:sz w:val="18"/>
-        </w:rPr>
-      </w:pPr>
-      <w:proofErr w:type="spellStart"/>
-      <w:r>
-        <w:rPr>
-          <w:rStyle w:val="Strong"/>
-          <w:rFonts w:ascii="Arial" w:hAnsi="Arial" w:cs="Arial"/>
-          <w:sz w:val="18"/>
+          <w:szCs w:val="18"/>
+        </w:rPr>
+      </w:pPr>
+      <w:proofErr w:type="spellStart"/>
+      <w:r>
+        <w:rPr>
+          <w:rStyle w:val="Strong"/>
+          <w:rFonts w:ascii="Arial" w:hAnsi="Arial" w:cs="Arial"/>
+          <w:sz w:val="18"/>
+          <w:szCs w:val="18"/>
         </w:rPr>
         <w:t>Observability</w:t>
       </w:r>
@@ -3733,6 +3294,7 @@
           <w:rStyle w:val="Strong"/>
           <w:rFonts w:ascii="Arial" w:hAnsi="Arial" w:cs="Arial"/>
           <w:sz w:val="18"/>
+          <w:szCs w:val="18"/>
         </w:rPr>
         <w:t>, Quality &amp; Security</w:t>
       </w:r>
@@ -3740,15 +3302,16 @@
         <w:rPr>
           <w:rFonts w:ascii="Arial" w:hAnsi="Arial" w:cs="Arial"/>
           <w:sz w:val="18"/>
-        </w:rPr>
-        <w:t xml:space="preserve"> — </w:t>
-      </w:r>
-      <w:proofErr w:type="spellStart"/>
-      <w:r>
-        <w:rPr>
-          <w:rStyle w:val="Strong"/>
-          <w:rFonts w:ascii="Arial" w:hAnsi="Arial" w:cs="Arial"/>
-          <w:sz w:val="18"/>
+          <w:szCs w:val="18"/>
+        </w:rPr>
+        <w:t xml:space="preserve">: </w:t>
+      </w:r>
+      <w:proofErr w:type="spellStart"/>
+      <w:r>
+        <w:rPr>
+          <w:rFonts w:ascii="Arial" w:hAnsi="Arial" w:cs="Arial"/>
+          <w:sz w:val="18"/>
+          <w:szCs w:val="18"/>
         </w:rPr>
         <w:t>OpenTelemetry</w:t>
       </w:r>
@@ -3757,15 +3320,16 @@
         <w:rPr>
           <w:rFonts w:ascii="Arial" w:hAnsi="Arial" w:cs="Arial"/>
           <w:sz w:val="18"/>
+          <w:szCs w:val="18"/>
         </w:rPr>
         <w:t xml:space="preserve">, </w:t>
       </w:r>
       <w:proofErr w:type="spellStart"/>
       <w:r>
         <w:rPr>
-          <w:rStyle w:val="Strong"/>
-          <w:rFonts w:ascii="Arial" w:hAnsi="Arial" w:cs="Arial"/>
-          <w:sz w:val="18"/>
+          <w:rFonts w:ascii="Arial" w:hAnsi="Arial" w:cs="Arial"/>
+          <w:sz w:val="18"/>
+          <w:szCs w:val="18"/>
         </w:rPr>
         <w:t>Datadog</w:t>
       </w:r>
@@ -3774,30 +3338,16 @@
         <w:rPr>
           <w:rFonts w:ascii="Arial" w:hAnsi="Arial" w:cs="Arial"/>
           <w:sz w:val="18"/>
-        </w:rPr>
-        <w:t xml:space="preserve">, </w:t>
-      </w:r>
-      <w:r>
-        <w:rPr>
-          <w:rStyle w:val="Strong"/>
-          <w:rFonts w:ascii="Arial" w:hAnsi="Arial" w:cs="Arial"/>
-          <w:sz w:val="18"/>
-        </w:rPr>
-        <w:t>Prometheus</w:t>
-      </w:r>
-      <w:r>
-        <w:rPr>
-          <w:rFonts w:ascii="Arial" w:hAnsi="Arial" w:cs="Arial"/>
-          <w:sz w:val="18"/>
-        </w:rPr>
-        <w:t xml:space="preserve">, </w:t>
-      </w:r>
-      <w:proofErr w:type="spellStart"/>
-      <w:r>
-        <w:rPr>
-          <w:rStyle w:val="Strong"/>
-          <w:rFonts w:ascii="Arial" w:hAnsi="Arial" w:cs="Arial"/>
-          <w:sz w:val="18"/>
+          <w:szCs w:val="18"/>
+        </w:rPr>
+        <w:t xml:space="preserve">, Prometheus, </w:t>
+      </w:r>
+      <w:proofErr w:type="spellStart"/>
+      <w:r>
+        <w:rPr>
+          <w:rFonts w:ascii="Arial" w:hAnsi="Arial" w:cs="Arial"/>
+          <w:sz w:val="18"/>
+          <w:szCs w:val="18"/>
         </w:rPr>
         <w:t>Grafana</w:t>
       </w:r>
@@ -3806,30 +3356,16 @@
         <w:rPr>
           <w:rFonts w:ascii="Arial" w:hAnsi="Arial" w:cs="Arial"/>
           <w:sz w:val="18"/>
-        </w:rPr>
-        <w:t xml:space="preserve">, </w:t>
-      </w:r>
-      <w:r>
-        <w:rPr>
-          <w:rStyle w:val="Strong"/>
-          <w:rFonts w:ascii="Arial" w:hAnsi="Arial" w:cs="Arial"/>
-          <w:sz w:val="18"/>
-        </w:rPr>
-        <w:t>ELK/EFK</w:t>
-      </w:r>
-      <w:r>
-        <w:rPr>
-          <w:rFonts w:ascii="Arial" w:hAnsi="Arial" w:cs="Arial"/>
-          <w:sz w:val="18"/>
-        </w:rPr>
-        <w:t xml:space="preserve">, </w:t>
-      </w:r>
-      <w:proofErr w:type="spellStart"/>
-      <w:r>
-        <w:rPr>
-          <w:rStyle w:val="Strong"/>
-          <w:rFonts w:ascii="Arial" w:hAnsi="Arial" w:cs="Arial"/>
-          <w:sz w:val="18"/>
+          <w:szCs w:val="18"/>
+        </w:rPr>
+        <w:t xml:space="preserve">, ELK/EFK, </w:t>
+      </w:r>
+      <w:proofErr w:type="spellStart"/>
+      <w:r>
+        <w:rPr>
+          <w:rFonts w:ascii="Arial" w:hAnsi="Arial" w:cs="Arial"/>
+          <w:sz w:val="18"/>
+          <w:szCs w:val="18"/>
         </w:rPr>
         <w:t>CloudWatch</w:t>
       </w:r>
@@ -3838,175 +3374,34 @@
         <w:rPr>
           <w:rFonts w:ascii="Arial" w:hAnsi="Arial" w:cs="Arial"/>
           <w:sz w:val="18"/>
-        </w:rPr>
-        <w:t xml:space="preserve">, structured logging | Testing: </w:t>
-      </w:r>
-      <w:r>
-        <w:rPr>
-          <w:rStyle w:val="Strong"/>
-          <w:rFonts w:ascii="Arial" w:hAnsi="Arial" w:cs="Arial"/>
-          <w:sz w:val="18"/>
-        </w:rPr>
-        <w:t>Jest</w:t>
-      </w:r>
-      <w:r>
-        <w:rPr>
-          <w:rFonts w:ascii="Arial" w:hAnsi="Arial" w:cs="Arial"/>
-          <w:sz w:val="18"/>
-        </w:rPr>
-        <w:t xml:space="preserve">, </w:t>
-      </w:r>
-      <w:r>
-        <w:rPr>
-          <w:rStyle w:val="Strong"/>
-          <w:rFonts w:ascii="Arial" w:hAnsi="Arial" w:cs="Arial"/>
-          <w:sz w:val="18"/>
-        </w:rPr>
-        <w:t>Mocha</w:t>
-      </w:r>
-      <w:r>
-        <w:rPr>
-          <w:rFonts w:ascii="Arial" w:hAnsi="Arial" w:cs="Arial"/>
-          <w:sz w:val="18"/>
-        </w:rPr>
-        <w:t xml:space="preserve">, </w:t>
-      </w:r>
-      <w:r>
-        <w:rPr>
-          <w:rStyle w:val="Strong"/>
-          <w:rFonts w:ascii="Arial" w:hAnsi="Arial" w:cs="Arial"/>
-          <w:sz w:val="18"/>
-        </w:rPr>
-        <w:t>Chai</w:t>
-      </w:r>
-      <w:r>
-        <w:rPr>
-          <w:rFonts w:ascii="Arial" w:hAnsi="Arial" w:cs="Arial"/>
-          <w:sz w:val="18"/>
-        </w:rPr>
-        <w:t xml:space="preserve">, </w:t>
-      </w:r>
-      <w:r>
-        <w:rPr>
-          <w:rStyle w:val="Strong"/>
-          <w:rFonts w:ascii="Arial" w:hAnsi="Arial" w:cs="Arial"/>
-          <w:sz w:val="18"/>
-        </w:rPr>
-        <w:t>React Testing Library</w:t>
-      </w:r>
-      <w:r>
-        <w:rPr>
-          <w:rFonts w:ascii="Arial" w:hAnsi="Arial" w:cs="Arial"/>
-          <w:sz w:val="18"/>
-        </w:rPr>
-        <w:t xml:space="preserve">, </w:t>
-      </w:r>
-      <w:r>
-        <w:rPr>
-          <w:rStyle w:val="Strong"/>
-          <w:rFonts w:ascii="Arial" w:hAnsi="Arial" w:cs="Arial"/>
-          <w:sz w:val="18"/>
-        </w:rPr>
-        <w:t>Cypress</w:t>
-      </w:r>
-      <w:r>
-        <w:rPr>
-          <w:rFonts w:ascii="Arial" w:hAnsi="Arial" w:cs="Arial"/>
-          <w:sz w:val="18"/>
-        </w:rPr>
-        <w:t xml:space="preserve">, </w:t>
-      </w:r>
-      <w:r>
-        <w:rPr>
-          <w:rStyle w:val="Strong"/>
-          <w:rFonts w:ascii="Arial" w:hAnsi="Arial" w:cs="Arial"/>
-          <w:sz w:val="18"/>
-        </w:rPr>
-        <w:t>Playwright</w:t>
-      </w:r>
-      <w:r>
-        <w:rPr>
-          <w:rFonts w:ascii="Arial" w:hAnsi="Arial" w:cs="Arial"/>
-          <w:sz w:val="18"/>
-        </w:rPr>
-        <w:t xml:space="preserve">, </w:t>
-      </w:r>
-      <w:r>
-        <w:rPr>
-          <w:rStyle w:val="Strong"/>
-          <w:rFonts w:ascii="Arial" w:hAnsi="Arial" w:cs="Arial"/>
-          <w:sz w:val="18"/>
-        </w:rPr>
-        <w:t>API contract tests (Pact-style)</w:t>
-      </w:r>
-      <w:r>
-        <w:rPr>
-          <w:rFonts w:ascii="Arial" w:hAnsi="Arial" w:cs="Arial"/>
-          <w:sz w:val="18"/>
-        </w:rPr>
-        <w:t xml:space="preserve"> | Security: </w:t>
-      </w:r>
-      <w:r>
-        <w:rPr>
-          <w:rStyle w:val="Strong"/>
-          <w:rFonts w:ascii="Arial" w:hAnsi="Arial" w:cs="Arial"/>
-          <w:sz w:val="18"/>
-        </w:rPr>
-        <w:t>OAuth2</w:t>
-      </w:r>
-      <w:r>
-        <w:rPr>
-          <w:rFonts w:ascii="Arial" w:hAnsi="Arial" w:cs="Arial"/>
-          <w:sz w:val="18"/>
-        </w:rPr>
-        <w:t xml:space="preserve">, </w:t>
-      </w:r>
-      <w:proofErr w:type="spellStart"/>
-      <w:r>
-        <w:rPr>
-          <w:rStyle w:val="Strong"/>
-          <w:rFonts w:ascii="Arial" w:hAnsi="Arial" w:cs="Arial"/>
-          <w:sz w:val="18"/>
+          <w:szCs w:val="18"/>
+        </w:rPr>
+        <w:t xml:space="preserve">, structured logging • Testing: Jest, Mocha, Chai, React Testing Library, Cypress, Playwright, Pact-style API contract tests • Security: OAuth2, </w:t>
+      </w:r>
+      <w:proofErr w:type="spellStart"/>
+      <w:r>
+        <w:rPr>
+          <w:rFonts w:ascii="Arial" w:hAnsi="Arial" w:cs="Arial"/>
+          <w:sz w:val="18"/>
+          <w:szCs w:val="18"/>
         </w:rPr>
         <w:t>OpenID</w:t>
       </w:r>
       <w:proofErr w:type="spellEnd"/>
       <w:r>
         <w:rPr>
-          <w:rStyle w:val="Strong"/>
-          <w:rFonts w:ascii="Arial" w:hAnsi="Arial" w:cs="Arial"/>
-          <w:sz w:val="18"/>
-        </w:rPr>
-        <w:t xml:space="preserve"> Connect</w:t>
-      </w:r>
-      <w:r>
-        <w:rPr>
-          <w:rFonts w:ascii="Arial" w:hAnsi="Arial" w:cs="Arial"/>
-          <w:sz w:val="18"/>
-        </w:rPr>
-        <w:t xml:space="preserve">, </w:t>
-      </w:r>
-      <w:r>
-        <w:rPr>
-          <w:rStyle w:val="Strong"/>
-          <w:rFonts w:ascii="Arial" w:hAnsi="Arial" w:cs="Arial"/>
-          <w:sz w:val="18"/>
-        </w:rPr>
-        <w:t>JWT</w:t>
-      </w:r>
-      <w:r>
-        <w:rPr>
-          <w:rFonts w:ascii="Arial" w:hAnsi="Arial" w:cs="Arial"/>
-          <w:sz w:val="18"/>
-        </w:rPr>
-        <w:t xml:space="preserve">, </w:t>
-      </w:r>
-      <w:proofErr w:type="spellStart"/>
-      <w:r>
-        <w:rPr>
-          <w:rStyle w:val="Strong"/>
-          <w:rFonts w:ascii="Arial" w:hAnsi="Arial" w:cs="Arial"/>
-          <w:sz w:val="18"/>
+          <w:rFonts w:ascii="Arial" w:hAnsi="Arial" w:cs="Arial"/>
+          <w:sz w:val="18"/>
+          <w:szCs w:val="18"/>
+        </w:rPr>
+        <w:t xml:space="preserve"> Connect, JWT, </w:t>
+      </w:r>
+      <w:proofErr w:type="spellStart"/>
+      <w:r>
+        <w:rPr>
+          <w:rFonts w:ascii="Arial" w:hAnsi="Arial" w:cs="Arial"/>
+          <w:sz w:val="18"/>
+          <w:szCs w:val="18"/>
         </w:rPr>
         <w:t>Okta</w:t>
       </w:r>
@@ -4015,38 +3410,16 @@
         <w:rPr>
           <w:rFonts w:ascii="Arial" w:hAnsi="Arial" w:cs="Arial"/>
           <w:sz w:val="18"/>
-        </w:rPr>
-        <w:t xml:space="preserve">, </w:t>
-      </w:r>
-      <w:r>
-        <w:rPr>
-          <w:rStyle w:val="Strong"/>
-          <w:rFonts w:ascii="Arial" w:hAnsi="Arial" w:cs="Arial"/>
-          <w:sz w:val="18"/>
-        </w:rPr>
-        <w:t>Auth0</w:t>
-      </w:r>
-      <w:r>
-        <w:rPr>
-          <w:rFonts w:ascii="Arial" w:hAnsi="Arial" w:cs="Arial"/>
-          <w:sz w:val="18"/>
-        </w:rPr>
-        <w:t xml:space="preserve">, </w:t>
-      </w:r>
-      <w:r>
-        <w:rPr>
-          <w:rStyle w:val="Strong"/>
-          <w:rFonts w:ascii="Arial" w:hAnsi="Arial" w:cs="Arial"/>
-          <w:sz w:val="18"/>
-        </w:rPr>
-        <w:t xml:space="preserve">AWS </w:t>
-      </w:r>
-      <w:proofErr w:type="spellStart"/>
-      <w:r>
-        <w:rPr>
-          <w:rStyle w:val="Strong"/>
-          <w:rFonts w:ascii="Arial" w:hAnsi="Arial" w:cs="Arial"/>
-          <w:sz w:val="18"/>
+          <w:szCs w:val="18"/>
+        </w:rPr>
+        <w:t xml:space="preserve">, Auth0, AWS </w:t>
+      </w:r>
+      <w:proofErr w:type="spellStart"/>
+      <w:r>
+        <w:rPr>
+          <w:rFonts w:ascii="Arial" w:hAnsi="Arial" w:cs="Arial"/>
+          <w:sz w:val="18"/>
+          <w:szCs w:val="18"/>
         </w:rPr>
         <w:t>Cognito</w:t>
       </w:r>
@@ -4055,23 +3428,9 @@
         <w:rPr>
           <w:rFonts w:ascii="Arial" w:hAnsi="Arial" w:cs="Arial"/>
           <w:sz w:val="18"/>
-        </w:rPr>
-        <w:t xml:space="preserve">, rate limiting, </w:t>
-      </w:r>
-      <w:r>
-        <w:rPr>
-          <w:rStyle w:val="Strong"/>
-          <w:rFonts w:ascii="Arial" w:hAnsi="Arial" w:cs="Arial"/>
-          <w:sz w:val="18"/>
-        </w:rPr>
-        <w:t>RBAC/ABAC</w:t>
-      </w:r>
-      <w:r>
-        <w:rPr>
-          <w:rFonts w:ascii="Arial" w:hAnsi="Arial" w:cs="Arial"/>
-          <w:sz w:val="18"/>
-        </w:rPr>
-        <w:t>, audit logging</w:t>
+          <w:szCs w:val="18"/>
+        </w:rPr>
+        <w:t>, rate limiting, RBAC/ABAC, audit logging</w:t>
       </w:r>
     </w:p>
     <w:tbl>
@@ -4353,7 +3712,7 @@
         <w:pStyle w:val="NormalWeb"/>
         <w:numPr>
           <w:ilvl w:val="0"/>
-          <w:numId w:val="24"/>
+          <w:numId w:val="30"/>
         </w:numPr>
         <w:jc w:val="both"/>
         <w:rPr>
@@ -4429,7 +3788,7 @@
         <w:pStyle w:val="NormalWeb"/>
         <w:numPr>
           <w:ilvl w:val="0"/>
-          <w:numId w:val="24"/>
+          <w:numId w:val="30"/>
         </w:numPr>
         <w:jc w:val="both"/>
         <w:rPr>
@@ -4444,7 +3803,6 @@
           <w:sz w:val="18"/>
           <w:szCs w:val="18"/>
         </w:rPr>
-        <w:lastRenderedPageBreak/>
         <w:t xml:space="preserve">Implemented correlation IDs, structured logs, and distributed tracing via </w:t>
       </w:r>
       <w:proofErr w:type="spellStart"/>
@@ -4529,7 +3887,7 @@
         <w:pStyle w:val="NormalWeb"/>
         <w:numPr>
           <w:ilvl w:val="0"/>
-          <w:numId w:val="24"/>
+          <w:numId w:val="30"/>
         </w:numPr>
         <w:jc w:val="both"/>
         <w:rPr>
@@ -4649,6 +4007,7 @@
           <w:sz w:val="18"/>
           <w:szCs w:val="18"/>
         </w:rPr>
+        <w:lastRenderedPageBreak/>
         <w:t>Search &amp; Analytics Enablement Pipeline</w:t>
       </w:r>
     </w:p>
@@ -5942,7 +5301,7 @@
       <w:lvlText w:val=""/>
       <w:lvlJc w:val="left"/>
       <w:pPr>
-        <w:ind w:left="720" w:hanging="360"/>
+        <w:ind w:left="360" w:hanging="360"/>
       </w:pPr>
       <w:rPr>
         <w:rFonts w:ascii="Wingdings" w:hAnsi="Wingdings" w:hint="default"/>
@@ -5954,7 +5313,7 @@
       <w:lvlText w:val="o"/>
       <w:lvlJc w:val="left"/>
       <w:pPr>
-        <w:ind w:left="1440" w:hanging="360"/>
+        <w:ind w:left="1080" w:hanging="360"/>
       </w:pPr>
       <w:rPr>
         <w:rFonts w:ascii="Courier New" w:hAnsi="Courier New" w:cs="Courier New" w:hint="default"/>
@@ -5966,7 +5325,7 @@
       <w:lvlText w:val=""/>
       <w:lvlJc w:val="left"/>
       <w:pPr>
-        <w:ind w:left="2160" w:hanging="360"/>
+        <w:ind w:left="1800" w:hanging="360"/>
       </w:pPr>
       <w:rPr>
         <w:rFonts w:ascii="Wingdings" w:hAnsi="Wingdings" w:hint="default"/>
@@ -5978,7 +5337,7 @@
       <w:lvlText w:val=""/>
       <w:lvlJc w:val="left"/>
       <w:pPr>
-        <w:ind w:left="2880" w:hanging="360"/>
+        <w:ind w:left="2520" w:hanging="360"/>
       </w:pPr>
       <w:rPr>
         <w:rFonts w:ascii="Symbol" w:hAnsi="Symbol" w:hint="default"/>
@@ -5990,7 +5349,7 @@
       <w:lvlText w:val="o"/>
       <w:lvlJc w:val="left"/>
       <w:pPr>
-        <w:ind w:left="3600" w:hanging="360"/>
+        <w:ind w:left="3240" w:hanging="360"/>
       </w:pPr>
       <w:rPr>
         <w:rFonts w:ascii="Courier New" w:hAnsi="Courier New" w:cs="Courier New" w:hint="default"/>
@@ -6002,7 +5361,7 @@
       <w:lvlText w:val=""/>
       <w:lvlJc w:val="left"/>
       <w:pPr>
-        <w:ind w:left="4320" w:hanging="360"/>
+        <w:ind w:left="3960" w:hanging="360"/>
       </w:pPr>
       <w:rPr>
         <w:rFonts w:ascii="Wingdings" w:hAnsi="Wingdings" w:hint="default"/>
@@ -6014,7 +5373,7 @@
       <w:lvlText w:val=""/>
       <w:lvlJc w:val="left"/>
       <w:pPr>
-        <w:ind w:left="5040" w:hanging="360"/>
+        <w:ind w:left="4680" w:hanging="360"/>
       </w:pPr>
       <w:rPr>
         <w:rFonts w:ascii="Symbol" w:hAnsi="Symbol" w:hint="default"/>
@@ -6026,7 +5385,7 @@
       <w:lvlText w:val="o"/>
       <w:lvlJc w:val="left"/>
       <w:pPr>
-        <w:ind w:left="5760" w:hanging="360"/>
+        <w:ind w:left="5400" w:hanging="360"/>
       </w:pPr>
       <w:rPr>
         <w:rFonts w:ascii="Courier New" w:hAnsi="Courier New" w:cs="Courier New" w:hint="default"/>
@@ -6038,7 +5397,7 @@
       <w:lvlText w:val=""/>
       <w:lvlJc w:val="left"/>
       <w:pPr>
-        <w:ind w:left="6480" w:hanging="360"/>
+        <w:ind w:left="6120" w:hanging="360"/>
       </w:pPr>
       <w:rPr>
         <w:rFonts w:ascii="Wingdings" w:hAnsi="Wingdings" w:hint="default"/>
@@ -6587,110 +5946,110 @@
   <w:abstractNum w:abstractNumId="15">
     <w:nsid w:val="530C4689"/>
     <w:multiLevelType w:val="hybridMultilevel"/>
-    <w:tmpl w:val="917CEAEA"/>
-    <w:lvl w:ilvl="0" w:tplc="0409000B">
-      <w:start w:val="1"/>
-      <w:numFmt w:val="bullet"/>
-      <w:lvlText w:val=""/>
-      <w:lvlJc w:val="left"/>
-      <w:pPr>
-        <w:ind w:left="720" w:hanging="360"/>
+    <w:tmpl w:val="16E6D8F6"/>
+    <w:lvl w:ilvl="0" w:tplc="04090001">
+      <w:start w:val="1"/>
+      <w:numFmt w:val="bullet"/>
+      <w:lvlText w:val=""/>
+      <w:lvlJc w:val="left"/>
+      <w:pPr>
+        <w:ind w:left="360" w:hanging="360"/>
+      </w:pPr>
+      <w:rPr>
+        <w:rFonts w:ascii="Symbol" w:hAnsi="Symbol" w:hint="default"/>
+      </w:rPr>
+    </w:lvl>
+    <w:lvl w:ilvl="1" w:tplc="04090003" w:tentative="1">
+      <w:start w:val="1"/>
+      <w:numFmt w:val="bullet"/>
+      <w:lvlText w:val="o"/>
+      <w:lvlJc w:val="left"/>
+      <w:pPr>
+        <w:ind w:left="1080" w:hanging="360"/>
+      </w:pPr>
+      <w:rPr>
+        <w:rFonts w:ascii="Courier New" w:hAnsi="Courier New" w:cs="Courier New" w:hint="default"/>
+      </w:rPr>
+    </w:lvl>
+    <w:lvl w:ilvl="2" w:tplc="04090005" w:tentative="1">
+      <w:start w:val="1"/>
+      <w:numFmt w:val="bullet"/>
+      <w:lvlText w:val=""/>
+      <w:lvlJc w:val="left"/>
+      <w:pPr>
+        <w:ind w:left="1800" w:hanging="360"/>
       </w:pPr>
       <w:rPr>
         <w:rFonts w:ascii="Wingdings" w:hAnsi="Wingdings" w:hint="default"/>
       </w:rPr>
     </w:lvl>
-    <w:lvl w:ilvl="1" w:tplc="04090003" w:tentative="1">
+    <w:lvl w:ilvl="3" w:tplc="04090001" w:tentative="1">
+      <w:start w:val="1"/>
+      <w:numFmt w:val="bullet"/>
+      <w:lvlText w:val=""/>
+      <w:lvlJc w:val="left"/>
+      <w:pPr>
+        <w:ind w:left="2520" w:hanging="360"/>
+      </w:pPr>
+      <w:rPr>
+        <w:rFonts w:ascii="Symbol" w:hAnsi="Symbol" w:hint="default"/>
+      </w:rPr>
+    </w:lvl>
+    <w:lvl w:ilvl="4" w:tplc="04090003" w:tentative="1">
       <w:start w:val="1"/>
       <w:numFmt w:val="bullet"/>
       <w:lvlText w:val="o"/>
       <w:lvlJc w:val="left"/>
       <w:pPr>
-        <w:ind w:left="1440" w:hanging="360"/>
+        <w:ind w:left="3240" w:hanging="360"/>
       </w:pPr>
       <w:rPr>
         <w:rFonts w:ascii="Courier New" w:hAnsi="Courier New" w:cs="Courier New" w:hint="default"/>
       </w:rPr>
     </w:lvl>
-    <w:lvl w:ilvl="2" w:tplc="04090005" w:tentative="1">
+    <w:lvl w:ilvl="5" w:tplc="04090005" w:tentative="1">
       <w:start w:val="1"/>
       <w:numFmt w:val="bullet"/>
       <w:lvlText w:val=""/>
       <w:lvlJc w:val="left"/>
       <w:pPr>
-        <w:ind w:left="2160" w:hanging="360"/>
+        <w:ind w:left="3960" w:hanging="360"/>
       </w:pPr>
       <w:rPr>
         <w:rFonts w:ascii="Wingdings" w:hAnsi="Wingdings" w:hint="default"/>
       </w:rPr>
     </w:lvl>
-    <w:lvl w:ilvl="3" w:tplc="04090001" w:tentative="1">
+    <w:lvl w:ilvl="6" w:tplc="04090001" w:tentative="1">
       <w:start w:val="1"/>
       <w:numFmt w:val="bullet"/>
       <w:lvlText w:val=""/>
       <w:lvlJc w:val="left"/>
       <w:pPr>
-        <w:ind w:left="2880" w:hanging="360"/>
+        <w:ind w:left="4680" w:hanging="360"/>
       </w:pPr>
       <w:rPr>
         <w:rFonts w:ascii="Symbol" w:hAnsi="Symbol" w:hint="default"/>
       </w:rPr>
     </w:lvl>
-    <w:lvl w:ilvl="4" w:tplc="04090003" w:tentative="1">
+    <w:lvl w:ilvl="7" w:tplc="04090003" w:tentative="1">
       <w:start w:val="1"/>
       <w:numFmt w:val="bullet"/>
       <w:lvlText w:val="o"/>
       <w:lvlJc w:val="left"/>
       <w:pPr>
-        <w:ind w:left="3600" w:hanging="360"/>
+        <w:ind w:left="5400" w:hanging="360"/>
       </w:pPr>
       <w:rPr>
         <w:rFonts w:ascii="Courier New" w:hAnsi="Courier New" w:cs="Courier New" w:hint="default"/>
       </w:rPr>
     </w:lvl>
-    <w:lvl w:ilvl="5" w:tplc="04090005" w:tentative="1">
+    <w:lvl w:ilvl="8" w:tplc="04090005" w:tentative="1">
       <w:start w:val="1"/>
       <w:numFmt w:val="bullet"/>
       <w:lvlText w:val=""/>
       <w:lvlJc w:val="left"/>
       <w:pPr>
-        <w:ind w:left="4320" w:hanging="360"/>
-      </w:pPr>
-      <w:rPr>
-        <w:rFonts w:ascii="Wingdings" w:hAnsi="Wingdings" w:hint="default"/>
-      </w:rPr>
-    </w:lvl>
-    <w:lvl w:ilvl="6" w:tplc="04090001" w:tentative="1">
-      <w:start w:val="1"/>
-      <w:numFmt w:val="bullet"/>
-      <w:lvlText w:val=""/>
-      <w:lvlJc w:val="left"/>
-      <w:pPr>
-        <w:ind w:left="5040" w:hanging="360"/>
-      </w:pPr>
-      <w:rPr>
-        <w:rFonts w:ascii="Symbol" w:hAnsi="Symbol" w:hint="default"/>
-      </w:rPr>
-    </w:lvl>
-    <w:lvl w:ilvl="7" w:tplc="04090003" w:tentative="1">
-      <w:start w:val="1"/>
-      <w:numFmt w:val="bullet"/>
-      <w:lvlText w:val="o"/>
-      <w:lvlJc w:val="left"/>
-      <w:pPr>
-        <w:ind w:left="5760" w:hanging="360"/>
-      </w:pPr>
-      <w:rPr>
-        <w:rFonts w:ascii="Courier New" w:hAnsi="Courier New" w:cs="Courier New" w:hint="default"/>
-      </w:rPr>
-    </w:lvl>
-    <w:lvl w:ilvl="8" w:tplc="04090005" w:tentative="1">
-      <w:start w:val="1"/>
-      <w:numFmt w:val="bullet"/>
-      <w:lvlText w:val=""/>
-      <w:lvlJc w:val="left"/>
-      <w:pPr>
-        <w:ind w:left="6480" w:hanging="360"/>
+        <w:ind w:left="6120" w:hanging="360"/>
       </w:pPr>
       <w:rPr>
         <w:rFonts w:ascii="Wingdings" w:hAnsi="Wingdings" w:hint="default"/>
@@ -7126,6 +6485,119 @@
     </w:lvl>
   </w:abstractNum>
   <w:abstractNum w:abstractNumId="20">
+    <w:nsid w:val="61D26FD6"/>
+    <w:multiLevelType w:val="hybridMultilevel"/>
+    <w:tmpl w:val="6AFE0B3A"/>
+    <w:lvl w:ilvl="0" w:tplc="04090001">
+      <w:start w:val="1"/>
+      <w:numFmt w:val="bullet"/>
+      <w:lvlText w:val=""/>
+      <w:lvlJc w:val="left"/>
+      <w:pPr>
+        <w:ind w:left="360" w:hanging="360"/>
+      </w:pPr>
+      <w:rPr>
+        <w:rFonts w:ascii="Symbol" w:hAnsi="Symbol" w:hint="default"/>
+      </w:rPr>
+    </w:lvl>
+    <w:lvl w:ilvl="1" w:tplc="04090003">
+      <w:start w:val="1"/>
+      <w:numFmt w:val="bullet"/>
+      <w:lvlText w:val="o"/>
+      <w:lvlJc w:val="left"/>
+      <w:pPr>
+        <w:ind w:left="1080" w:hanging="360"/>
+      </w:pPr>
+      <w:rPr>
+        <w:rFonts w:ascii="Courier New" w:hAnsi="Courier New" w:cs="Courier New" w:hint="default"/>
+      </w:rPr>
+    </w:lvl>
+    <w:lvl w:ilvl="2" w:tplc="04090005">
+      <w:start w:val="1"/>
+      <w:numFmt w:val="bullet"/>
+      <w:lvlText w:val=""/>
+      <w:lvlJc w:val="left"/>
+      <w:pPr>
+        <w:ind w:left="1800" w:hanging="360"/>
+      </w:pPr>
+      <w:rPr>
+        <w:rFonts w:ascii="Wingdings" w:hAnsi="Wingdings" w:hint="default"/>
+      </w:rPr>
+    </w:lvl>
+    <w:lvl w:ilvl="3" w:tplc="04090001">
+      <w:start w:val="1"/>
+      <w:numFmt w:val="bullet"/>
+      <w:lvlText w:val=""/>
+      <w:lvlJc w:val="left"/>
+      <w:pPr>
+        <w:ind w:left="2520" w:hanging="360"/>
+      </w:pPr>
+      <w:rPr>
+        <w:rFonts w:ascii="Symbol" w:hAnsi="Symbol" w:hint="default"/>
+      </w:rPr>
+    </w:lvl>
+    <w:lvl w:ilvl="4" w:tplc="04090003">
+      <w:start w:val="1"/>
+      <w:numFmt w:val="bullet"/>
+      <w:lvlText w:val="o"/>
+      <w:lvlJc w:val="left"/>
+      <w:pPr>
+        <w:ind w:left="3240" w:hanging="360"/>
+      </w:pPr>
+      <w:rPr>
+        <w:rFonts w:ascii="Courier New" w:hAnsi="Courier New" w:cs="Courier New" w:hint="default"/>
+      </w:rPr>
+    </w:lvl>
+    <w:lvl w:ilvl="5" w:tplc="04090005">
+      <w:start w:val="1"/>
+      <w:numFmt w:val="bullet"/>
+      <w:lvlText w:val=""/>
+      <w:lvlJc w:val="left"/>
+      <w:pPr>
+        <w:ind w:left="3960" w:hanging="360"/>
+      </w:pPr>
+      <w:rPr>
+        <w:rFonts w:ascii="Wingdings" w:hAnsi="Wingdings" w:hint="default"/>
+      </w:rPr>
+    </w:lvl>
+    <w:lvl w:ilvl="6" w:tplc="04090001">
+      <w:start w:val="1"/>
+      <w:numFmt w:val="bullet"/>
+      <w:lvlText w:val=""/>
+      <w:lvlJc w:val="left"/>
+      <w:pPr>
+        <w:ind w:left="4680" w:hanging="360"/>
+      </w:pPr>
+      <w:rPr>
+        <w:rFonts w:ascii="Symbol" w:hAnsi="Symbol" w:hint="default"/>
+      </w:rPr>
+    </w:lvl>
+    <w:lvl w:ilvl="7" w:tplc="04090003">
+      <w:start w:val="1"/>
+      <w:numFmt w:val="bullet"/>
+      <w:lvlText w:val="o"/>
+      <w:lvlJc w:val="left"/>
+      <w:pPr>
+        <w:ind w:left="5400" w:hanging="360"/>
+      </w:pPr>
+      <w:rPr>
+        <w:rFonts w:ascii="Courier New" w:hAnsi="Courier New" w:cs="Courier New" w:hint="default"/>
+      </w:rPr>
+    </w:lvl>
+    <w:lvl w:ilvl="8" w:tplc="04090005">
+      <w:start w:val="1"/>
+      <w:numFmt w:val="bullet"/>
+      <w:lvlText w:val=""/>
+      <w:lvlJc w:val="left"/>
+      <w:pPr>
+        <w:ind w:left="6120" w:hanging="360"/>
+      </w:pPr>
+      <w:rPr>
+        <w:rFonts w:ascii="Wingdings" w:hAnsi="Wingdings" w:hint="default"/>
+      </w:rPr>
+    </w:lvl>
+  </w:abstractNum>
+  <w:abstractNum w:abstractNumId="21">
     <w:nsid w:val="658569FA"/>
     <w:multiLevelType w:val="hybridMultilevel"/>
     <w:tmpl w:val="C2E8B8BE"/>
@@ -7238,7 +6710,7 @@
       </w:rPr>
     </w:lvl>
   </w:abstractNum>
-  <w:abstractNum w:abstractNumId="21">
+  <w:abstractNum w:abstractNumId="22">
     <w:nsid w:val="6747513D"/>
     <w:multiLevelType w:val="hybridMultilevel"/>
     <w:tmpl w:val="0CE06766"/>
@@ -7350,7 +6822,7 @@
       </w:rPr>
     </w:lvl>
   </w:abstractNum>
-  <w:abstractNum w:abstractNumId="22">
+  <w:abstractNum w:abstractNumId="23">
     <w:nsid w:val="68EF63B7"/>
     <w:multiLevelType w:val="hybridMultilevel"/>
     <w:tmpl w:val="5AC6D664"/>
@@ -7463,7 +6935,7 @@
       </w:rPr>
     </w:lvl>
   </w:abstractNum>
-  <w:abstractNum w:abstractNumId="23">
+  <w:abstractNum w:abstractNumId="24">
     <w:nsid w:val="6C9C79FA"/>
     <w:multiLevelType w:val="multilevel"/>
     <w:tmpl w:val="8564C1F2"/>
@@ -7612,7 +7084,7 @@
       </w:rPr>
     </w:lvl>
   </w:abstractNum>
-  <w:abstractNum w:abstractNumId="24">
+  <w:abstractNum w:abstractNumId="25">
     <w:nsid w:val="748321C7"/>
     <w:multiLevelType w:val="multilevel"/>
     <w:tmpl w:val="03FADD08"/>
@@ -7761,7 +7233,120 @@
       </w:rPr>
     </w:lvl>
   </w:abstractNum>
-  <w:abstractNum w:abstractNumId="25">
+  <w:abstractNum w:abstractNumId="26">
+    <w:nsid w:val="757B4639"/>
+    <w:multiLevelType w:val="hybridMultilevel"/>
+    <w:tmpl w:val="5308C5D2"/>
+    <w:lvl w:ilvl="0" w:tplc="04090001">
+      <w:start w:val="1"/>
+      <w:numFmt w:val="bullet"/>
+      <w:lvlText w:val=""/>
+      <w:lvlJc w:val="left"/>
+      <w:pPr>
+        <w:ind w:left="360" w:hanging="360"/>
+      </w:pPr>
+      <w:rPr>
+        <w:rFonts w:ascii="Symbol" w:hAnsi="Symbol" w:hint="default"/>
+      </w:rPr>
+    </w:lvl>
+    <w:lvl w:ilvl="1" w:tplc="04090003" w:tentative="1">
+      <w:start w:val="1"/>
+      <w:numFmt w:val="bullet"/>
+      <w:lvlText w:val="o"/>
+      <w:lvlJc w:val="left"/>
+      <w:pPr>
+        <w:ind w:left="1080" w:hanging="360"/>
+      </w:pPr>
+      <w:rPr>
+        <w:rFonts w:ascii="Courier New" w:hAnsi="Courier New" w:cs="Courier New" w:hint="default"/>
+      </w:rPr>
+    </w:lvl>
+    <w:lvl w:ilvl="2" w:tplc="04090005" w:tentative="1">
+      <w:start w:val="1"/>
+      <w:numFmt w:val="bullet"/>
+      <w:lvlText w:val=""/>
+      <w:lvlJc w:val="left"/>
+      <w:pPr>
+        <w:ind w:left="1800" w:hanging="360"/>
+      </w:pPr>
+      <w:rPr>
+        <w:rFonts w:ascii="Wingdings" w:hAnsi="Wingdings" w:hint="default"/>
+      </w:rPr>
+    </w:lvl>
+    <w:lvl w:ilvl="3" w:tplc="04090001" w:tentative="1">
+      <w:start w:val="1"/>
+      <w:numFmt w:val="bullet"/>
+      <w:lvlText w:val=""/>
+      <w:lvlJc w:val="left"/>
+      <w:pPr>
+        <w:ind w:left="2520" w:hanging="360"/>
+      </w:pPr>
+      <w:rPr>
+        <w:rFonts w:ascii="Symbol" w:hAnsi="Symbol" w:hint="default"/>
+      </w:rPr>
+    </w:lvl>
+    <w:lvl w:ilvl="4" w:tplc="04090003" w:tentative="1">
+      <w:start w:val="1"/>
+      <w:numFmt w:val="bullet"/>
+      <w:lvlText w:val="o"/>
+      <w:lvlJc w:val="left"/>
+      <w:pPr>
+        <w:ind w:left="3240" w:hanging="360"/>
+      </w:pPr>
+      <w:rPr>
+        <w:rFonts w:ascii="Courier New" w:hAnsi="Courier New" w:cs="Courier New" w:hint="default"/>
+      </w:rPr>
+    </w:lvl>
+    <w:lvl w:ilvl="5" w:tplc="04090005" w:tentative="1">
+      <w:start w:val="1"/>
+      <w:numFmt w:val="bullet"/>
+      <w:lvlText w:val=""/>
+      <w:lvlJc w:val="left"/>
+      <w:pPr>
+        <w:ind w:left="3960" w:hanging="360"/>
+      </w:pPr>
+      <w:rPr>
+        <w:rFonts w:ascii="Wingdings" w:hAnsi="Wingdings" w:hint="default"/>
+      </w:rPr>
+    </w:lvl>
+    <w:lvl w:ilvl="6" w:tplc="04090001" w:tentative="1">
+      <w:start w:val="1"/>
+      <w:numFmt w:val="bullet"/>
+      <w:lvlText w:val=""/>
+      <w:lvlJc w:val="left"/>
+      <w:pPr>
+        <w:ind w:left="4680" w:hanging="360"/>
+      </w:pPr>
+      <w:rPr>
+        <w:rFonts w:ascii="Symbol" w:hAnsi="Symbol" w:hint="default"/>
+      </w:rPr>
+    </w:lvl>
+    <w:lvl w:ilvl="7" w:tplc="04090003" w:tentative="1">
+      <w:start w:val="1"/>
+      <w:numFmt w:val="bullet"/>
+      <w:lvlText w:val="o"/>
+      <w:lvlJc w:val="left"/>
+      <w:pPr>
+        <w:ind w:left="5400" w:hanging="360"/>
+      </w:pPr>
+      <w:rPr>
+        <w:rFonts w:ascii="Courier New" w:hAnsi="Courier New" w:cs="Courier New" w:hint="default"/>
+      </w:rPr>
+    </w:lvl>
+    <w:lvl w:ilvl="8" w:tplc="04090005" w:tentative="1">
+      <w:start w:val="1"/>
+      <w:numFmt w:val="bullet"/>
+      <w:lvlText w:val=""/>
+      <w:lvlJc w:val="left"/>
+      <w:pPr>
+        <w:ind w:left="6120" w:hanging="360"/>
+      </w:pPr>
+      <w:rPr>
+        <w:rFonts w:ascii="Wingdings" w:hAnsi="Wingdings" w:hint="default"/>
+      </w:rPr>
+    </w:lvl>
+  </w:abstractNum>
+  <w:abstractNum w:abstractNumId="27">
     <w:nsid w:val="766552C0"/>
     <w:multiLevelType w:val="multilevel"/>
     <w:tmpl w:val="8FCADEBE"/>
@@ -7874,7 +7459,7 @@
       </w:pPr>
     </w:lvl>
   </w:abstractNum>
-  <w:abstractNum w:abstractNumId="26">
+  <w:abstractNum w:abstractNumId="28">
     <w:nsid w:val="77194347"/>
     <w:multiLevelType w:val="hybridMultilevel"/>
     <w:tmpl w:val="986E5BEC"/>
@@ -7960,7 +7545,7 @@
       </w:pPr>
     </w:lvl>
   </w:abstractNum>
-  <w:abstractNum w:abstractNumId="27">
+  <w:abstractNum w:abstractNumId="29">
     <w:nsid w:val="7C772BE3"/>
     <w:multiLevelType w:val="multilevel"/>
     <w:tmpl w:val="CB94A0C4"/>
@@ -8077,16 +7662,16 @@
     </w:lvl>
   </w:abstractNum>
   <w:num w:numId="1">
-    <w:abstractNumId w:val="26"/>
+    <w:abstractNumId w:val="28"/>
     <w:lvlOverride w:ilvl="0">
       <w:startOverride w:val="1"/>
     </w:lvlOverride>
   </w:num>
   <w:num w:numId="2">
-    <w:abstractNumId w:val="20"/>
+    <w:abstractNumId w:val="21"/>
   </w:num>
   <w:num w:numId="3">
-    <w:abstractNumId w:val="21"/>
+    <w:abstractNumId w:val="22"/>
   </w:num>
   <w:num w:numId="4">
     <w:abstractNumId w:val="8"/>
@@ -8101,13 +7686,13 @@
     <w:abstractNumId w:val="10"/>
   </w:num>
   <w:num w:numId="8">
-    <w:abstractNumId w:val="23"/>
+    <w:abstractNumId w:val="24"/>
   </w:num>
   <w:num w:numId="9">
     <w:abstractNumId w:val="3"/>
   </w:num>
   <w:num w:numId="10">
-    <w:abstractNumId w:val="24"/>
+    <w:abstractNumId w:val="25"/>
   </w:num>
   <w:num w:numId="11">
     <w:abstractNumId w:val="7"/>
@@ -8116,7 +7701,7 @@
     <w:abstractNumId w:val="15"/>
   </w:num>
   <w:num w:numId="13">
-    <w:abstractNumId w:val="22"/>
+    <w:abstractNumId w:val="23"/>
   </w:num>
   <w:num w:numId="14">
     <w:abstractNumId w:val="1"/>
@@ -8134,7 +7719,7 @@
     <w:abstractNumId w:val="18"/>
   </w:num>
   <w:num w:numId="19">
-    <w:abstractNumId w:val="25"/>
+    <w:abstractNumId w:val="27"/>
   </w:num>
   <w:num w:numId="20">
     <w:abstractNumId w:val="11"/>
@@ -8143,7 +7728,7 @@
     <w:abstractNumId w:val="2"/>
   </w:num>
   <w:num w:numId="22">
-    <w:abstractNumId w:val="27"/>
+    <w:abstractNumId w:val="29"/>
   </w:num>
   <w:num w:numId="23">
     <w:abstractNumId w:val="0"/>
@@ -8162,6 +7747,21 @@
   </w:num>
   <w:num w:numId="28">
     <w:abstractNumId w:val="5"/>
+  </w:num>
+  <w:num w:numId="29">
+    <w:abstractNumId w:val="20"/>
+    <w:lvlOverride w:ilvl="0"/>
+    <w:lvlOverride w:ilvl="1"/>
+    <w:lvlOverride w:ilvl="2"/>
+    <w:lvlOverride w:ilvl="3"/>
+    <w:lvlOverride w:ilvl="4"/>
+    <w:lvlOverride w:ilvl="5"/>
+    <w:lvlOverride w:ilvl="6"/>
+    <w:lvlOverride w:ilvl="7"/>
+    <w:lvlOverride w:ilvl="8"/>
+  </w:num>
+  <w:num w:numId="30">
+    <w:abstractNumId w:val="26"/>
   </w:num>
 </w:numbering>
 </file>
